--- a/DAY-3/01_Creating_Static_Host_Inventory.docx
+++ b/DAY-3/01_Creating_Static_Host_Inventory.docx
@@ -1361,269 +1361,6 @@
     </w:p>
     <w:p>
       <w:pPr>
-        <w:rPr>
-          <w:rStyle w:val="eop"/>
-          <w:rFonts w:ascii="Calibri" w:hAnsi="Calibri" w:cs="Calibri"/>
-          <w:color w:val="404040" w:themeColor="text1" w:themeTint="BF"/>
-          <w:sz w:val="24"/>
-          <w:szCs w:val="24"/>
-          <w:shd w:val="clear" w:color="auto" w:fill="FFFFFF"/>
-        </w:rPr>
-      </w:pPr>
-    </w:p>
-    <w:p>
-      <w:pPr>
-        <w:pStyle w:val="ListParagraph"/>
-        <w:numPr>
-          <w:ilvl w:val="1"/>
-          <w:numId w:val="7"/>
-        </w:numPr>
-        <w:ind w:left="709" w:hanging="425"/>
-        <w:rPr>
-          <w:rStyle w:val="eop"/>
-          <w:rFonts w:ascii="Calibri" w:hAnsi="Calibri" w:cs="Calibri"/>
-          <w:color w:val="404040" w:themeColor="text1" w:themeTint="BF"/>
-          <w:sz w:val="24"/>
-          <w:szCs w:val="24"/>
-          <w:shd w:val="clear" w:color="auto" w:fill="FFFFFF"/>
-        </w:rPr>
-      </w:pPr>
-      <w:r>
-        <w:rPr>
-          <w:rStyle w:val="eop"/>
-          <w:rFonts w:ascii="Calibri" w:hAnsi="Calibri" w:cs="Calibri"/>
-          <w:color w:val="404040" w:themeColor="text1" w:themeTint="BF"/>
-          <w:sz w:val="24"/>
-          <w:szCs w:val="24"/>
-          <w:shd w:val="clear" w:color="auto" w:fill="FFFFFF"/>
-        </w:rPr>
-        <w:t xml:space="preserve">Run the following command to go to the </w:t>
-      </w:r>
-      <w:r>
-        <w:rPr>
-          <w:rStyle w:val="eop"/>
-          <w:rFonts w:ascii="Calibri" w:hAnsi="Calibri" w:cs="Calibri"/>
-          <w:b/>
-          <w:bCs/>
-          <w:color w:val="404040" w:themeColor="text1" w:themeTint="BF"/>
-          <w:sz w:val="24"/>
-          <w:szCs w:val="24"/>
-          <w:shd w:val="clear" w:color="auto" w:fill="FFFFFF"/>
-        </w:rPr>
-        <w:t>.ssh</w:t>
-      </w:r>
-      <w:r>
-        <w:rPr>
-          <w:rStyle w:val="eop"/>
-          <w:rFonts w:ascii="Calibri" w:hAnsi="Calibri" w:cs="Calibri"/>
-          <w:color w:val="404040" w:themeColor="text1" w:themeTint="BF"/>
-          <w:sz w:val="24"/>
-          <w:szCs w:val="24"/>
-          <w:shd w:val="clear" w:color="auto" w:fill="FFFFFF"/>
-        </w:rPr>
-        <w:t xml:space="preserve"> directory of the </w:t>
-      </w:r>
-      <w:r>
-        <w:rPr>
-          <w:rStyle w:val="eop"/>
-          <w:rFonts w:ascii="Calibri" w:hAnsi="Calibri" w:cs="Calibri"/>
-          <w:color w:val="404040" w:themeColor="text1" w:themeTint="BF"/>
-          <w:sz w:val="24"/>
-          <w:szCs w:val="24"/>
-          <w:shd w:val="clear" w:color="auto" w:fill="FFFFFF"/>
-        </w:rPr>
-        <w:t>A</w:t>
-      </w:r>
-      <w:r>
-        <w:rPr>
-          <w:rStyle w:val="eop"/>
-          <w:rFonts w:ascii="Calibri" w:hAnsi="Calibri" w:cs="Calibri"/>
-          <w:color w:val="404040" w:themeColor="text1" w:themeTint="BF"/>
-          <w:sz w:val="24"/>
-          <w:szCs w:val="24"/>
-          <w:shd w:val="clear" w:color="auto" w:fill="FFFFFF"/>
-        </w:rPr>
-        <w:t>nsible server</w:t>
-      </w:r>
-      <w:r>
-        <w:rPr>
-          <w:rStyle w:val="eop"/>
-          <w:rFonts w:ascii="Calibri" w:hAnsi="Calibri" w:cs="Calibri"/>
-          <w:color w:val="404040" w:themeColor="text1" w:themeTint="BF"/>
-          <w:sz w:val="24"/>
-          <w:szCs w:val="24"/>
-          <w:shd w:val="clear" w:color="auto" w:fill="FFFFFF"/>
-        </w:rPr>
-        <w:t>:</w:t>
-      </w:r>
-    </w:p>
-    <w:p>
-      <w:pPr>
-        <w:pStyle w:val="ListParagraph"/>
-        <w:ind w:left="709"/>
-        <w:rPr>
-          <w:rStyle w:val="eop"/>
-          <w:rFonts w:ascii="Calibri" w:hAnsi="Calibri" w:cs="Calibri"/>
-          <w:b/>
-          <w:bCs/>
-          <w:color w:val="404040" w:themeColor="text1" w:themeTint="BF"/>
-          <w:sz w:val="24"/>
-          <w:szCs w:val="24"/>
-          <w:shd w:val="clear" w:color="auto" w:fill="FFFFFF"/>
-        </w:rPr>
-      </w:pPr>
-      <w:r>
-        <w:rPr>
-          <w:rStyle w:val="eop"/>
-          <w:rFonts w:ascii="Calibri" w:hAnsi="Calibri" w:cs="Calibri"/>
-          <w:color w:val="404040" w:themeColor="text1" w:themeTint="BF"/>
-          <w:sz w:val="24"/>
-          <w:szCs w:val="24"/>
-          <w:shd w:val="clear" w:color="auto" w:fill="FFFFFF"/>
-        </w:rPr>
-        <w:t xml:space="preserve"> </w:t>
-      </w:r>
-      <w:proofErr w:type="gramStart"/>
-      <w:r>
-        <w:rPr>
-          <w:rStyle w:val="eop"/>
-          <w:rFonts w:ascii="Calibri" w:hAnsi="Calibri" w:cs="Calibri"/>
-          <w:b/>
-          <w:bCs/>
-          <w:color w:val="404040" w:themeColor="text1" w:themeTint="BF"/>
-          <w:sz w:val="24"/>
-          <w:szCs w:val="24"/>
-          <w:shd w:val="clear" w:color="auto" w:fill="FFFFFF"/>
-        </w:rPr>
-        <w:t>cd  .</w:t>
-      </w:r>
-      <w:proofErr w:type="gramEnd"/>
-      <w:r>
-        <w:rPr>
-          <w:rStyle w:val="eop"/>
-          <w:rFonts w:ascii="Calibri" w:hAnsi="Calibri" w:cs="Calibri"/>
-          <w:b/>
-          <w:bCs/>
-          <w:color w:val="404040" w:themeColor="text1" w:themeTint="BF"/>
-          <w:sz w:val="24"/>
-          <w:szCs w:val="24"/>
-          <w:shd w:val="clear" w:color="auto" w:fill="FFFFFF"/>
-        </w:rPr>
-        <w:t>ssh</w:t>
-      </w:r>
-    </w:p>
-    <w:p>
-      <w:pPr>
-        <w:pStyle w:val="ListParagraph"/>
-        <w:ind w:left="709"/>
-        <w:rPr>
-          <w:rStyle w:val="eop"/>
-          <w:rFonts w:ascii="Calibri" w:hAnsi="Calibri" w:cs="Calibri"/>
-          <w:b/>
-          <w:bCs/>
-          <w:color w:val="404040" w:themeColor="text1" w:themeTint="BF"/>
-          <w:sz w:val="24"/>
-          <w:szCs w:val="24"/>
-          <w:shd w:val="clear" w:color="auto" w:fill="FFFFFF"/>
-        </w:rPr>
-      </w:pPr>
-    </w:p>
-    <w:p>
-      <w:pPr>
-        <w:pStyle w:val="NormalWeb"/>
-        <w:spacing w:before="0" w:beforeAutospacing="0" w:after="0" w:afterAutospacing="0"/>
-        <w:ind w:left="709"/>
-      </w:pPr>
-      <w:r>
-        <w:rPr>
-          <w:noProof/>
-        </w:rPr>
-        <w:drawing>
-          <wp:inline distT="0" distB="0" distL="0" distR="0" wp14:anchorId="18289383" wp14:editId="15C4C0C7">
-            <wp:extent cx="5731510" cy="288925"/>
-            <wp:effectExtent l="19050" t="19050" r="21590" b="15875"/>
-            <wp:docPr id="97528988" name="Picture 7"/>
-            <wp:cNvGraphicFramePr>
-              <a:graphicFrameLocks xmlns:a="http://schemas.openxmlformats.org/drawingml/2006/main" noChangeAspect="1"/>
-            </wp:cNvGraphicFramePr>
-            <a:graphic xmlns:a="http://schemas.openxmlformats.org/drawingml/2006/main">
-              <a:graphicData uri="http://schemas.openxmlformats.org/drawingml/2006/picture">
-                <pic:pic xmlns:pic="http://schemas.openxmlformats.org/drawingml/2006/picture">
-                  <pic:nvPicPr>
-                    <pic:cNvPr id="0" name="Picture 12"/>
-                    <pic:cNvPicPr>
-                      <a:picLocks noChangeAspect="1" noChangeArrowheads="1"/>
-                    </pic:cNvPicPr>
-                  </pic:nvPicPr>
-                  <pic:blipFill>
-                    <a:blip r:embed="rId10">
-                      <a:extLst>
-                        <a:ext uri="{28A0092B-C50C-407E-A947-70E740481C1C}">
-                          <a14:useLocalDpi xmlns:a14="http://schemas.microsoft.com/office/drawing/2010/main" val="0"/>
-                        </a:ext>
-                      </a:extLst>
-                    </a:blip>
-                    <a:srcRect/>
-                    <a:stretch>
-                      <a:fillRect/>
-                    </a:stretch>
-                  </pic:blipFill>
-                  <pic:spPr bwMode="auto">
-                    <a:xfrm>
-                      <a:off x="0" y="0"/>
-                      <a:ext cx="5731510" cy="288925"/>
-                    </a:xfrm>
-                    <a:prstGeom prst="rect">
-                      <a:avLst/>
-                    </a:prstGeom>
-                    <a:noFill/>
-                    <a:ln>
-                      <a:solidFill>
-                        <a:schemeClr val="tx1">
-                          <a:lumMod val="75000"/>
-                          <a:lumOff val="25000"/>
-                        </a:schemeClr>
-                      </a:solidFill>
-                    </a:ln>
-                  </pic:spPr>
-                </pic:pic>
-              </a:graphicData>
-            </a:graphic>
-          </wp:inline>
-        </w:drawing>
-      </w:r>
-    </w:p>
-    <w:p>
-      <w:pPr>
-        <w:pStyle w:val="ListParagraph"/>
-        <w:ind w:left="709"/>
-        <w:rPr>
-          <w:rStyle w:val="eop"/>
-          <w:rFonts w:ascii="Calibri" w:hAnsi="Calibri" w:cs="Calibri"/>
-          <w:b/>
-          <w:bCs/>
-          <w:color w:val="404040" w:themeColor="text1" w:themeTint="BF"/>
-          <w:sz w:val="24"/>
-          <w:szCs w:val="24"/>
-          <w:shd w:val="clear" w:color="auto" w:fill="FFFFFF"/>
-        </w:rPr>
-      </w:pPr>
-    </w:p>
-    <w:p>
-      <w:pPr>
-        <w:ind w:left="426"/>
-        <w:rPr>
-          <w:rStyle w:val="eop"/>
-          <w:rFonts w:ascii="Calibri" w:hAnsi="Calibri" w:cs="Calibri"/>
-          <w:color w:val="404040" w:themeColor="text1" w:themeTint="BF"/>
-          <w:sz w:val="24"/>
-          <w:szCs w:val="24"/>
-          <w:shd w:val="clear" w:color="auto" w:fill="FFFFFF"/>
-        </w:rPr>
-      </w:pPr>
-    </w:p>
-    <w:p>
-      <w:pPr>
         <w:pBdr>
           <w:top w:val="nil"/>
           <w:left w:val="nil"/>
@@ -1867,7 +1604,7 @@
                     <pic:cNvPicPr/>
                   </pic:nvPicPr>
                   <pic:blipFill>
-                    <a:blip r:embed="rId11"/>
+                    <a:blip r:embed="rId10"/>
                     <a:stretch>
                       <a:fillRect/>
                     </a:stretch>
@@ -1983,6 +1720,77 @@
           <w:rFonts w:ascii="Calibri" w:hAnsi="Calibri" w:cs="Calibri"/>
           <w:b/>
           <w:bCs/>
+          <w:noProof/>
+          <w:color w:val="404040" w:themeColor="text1" w:themeTint="BF"/>
+          <w:sz w:val="24"/>
+          <w:szCs w:val="24"/>
+          <w14:ligatures w14:val="standardContextual"/>
+        </w:rPr>
+        <mc:AlternateContent>
+          <mc:Choice Requires="wpi">
+            <w:drawing>
+              <wp:anchor distT="0" distB="0" distL="114300" distR="114300" simplePos="0" relativeHeight="251670528" behindDoc="0" locked="0" layoutInCell="1" allowOverlap="1" wp14:anchorId="4CDC2B94" wp14:editId="3EA4DDA6">
+                <wp:simplePos x="0" y="0"/>
+                <wp:positionH relativeFrom="column">
+                  <wp:posOffset>1290955</wp:posOffset>
+                </wp:positionH>
+                <wp:positionV relativeFrom="paragraph">
+                  <wp:posOffset>65405</wp:posOffset>
+                </wp:positionV>
+                <wp:extent cx="315595" cy="129600"/>
+                <wp:effectExtent l="57150" t="57150" r="8255" b="41910"/>
+                <wp:wrapNone/>
+                <wp:docPr id="1445134677" name="Ink 13"/>
+                <wp:cNvGraphicFramePr/>
+                <a:graphic xmlns:a="http://schemas.openxmlformats.org/drawingml/2006/main">
+                  <a:graphicData uri="http://schemas.microsoft.com/office/word/2010/wordprocessingInk">
+                    <w14:contentPart bwMode="auto" r:id="rId11">
+                      <w14:nvContentPartPr>
+                        <w14:cNvContentPartPr/>
+                      </w14:nvContentPartPr>
+                      <w14:xfrm>
+                        <a:off x="0" y="0"/>
+                        <a:ext cx="315595" cy="129600"/>
+                      </w14:xfrm>
+                    </w14:contentPart>
+                  </a:graphicData>
+                </a:graphic>
+              </wp:anchor>
+            </w:drawing>
+          </mc:Choice>
+          <mc:Fallback>
+            <w:pict>
+              <v:shapetype w14:anchorId="253FB043" id="_x0000_t75" coordsize="21600,21600" o:spt="75" o:preferrelative="t" path="m@4@5l@4@11@9@11@9@5xe" filled="f" stroked="f">
+                <v:stroke joinstyle="miter"/>
+                <v:formulas>
+                  <v:f eqn="if lineDrawn pixelLineWidth 0"/>
+                  <v:f eqn="sum @0 1 0"/>
+                  <v:f eqn="sum 0 0 @1"/>
+                  <v:f eqn="prod @2 1 2"/>
+                  <v:f eqn="prod @3 21600 pixelWidth"/>
+                  <v:f eqn="prod @3 21600 pixelHeight"/>
+                  <v:f eqn="sum @0 0 1"/>
+                  <v:f eqn="prod @6 1 2"/>
+                  <v:f eqn="prod @7 21600 pixelWidth"/>
+                  <v:f eqn="sum @8 21600 0"/>
+                  <v:f eqn="prod @7 21600 pixelHeight"/>
+                  <v:f eqn="sum @10 21600 0"/>
+                </v:formulas>
+                <v:path o:extrusionok="f" gradientshapeok="t" o:connecttype="rect"/>
+                <o:lock v:ext="edit" aspectratio="t"/>
+              </v:shapetype>
+              <v:shape id="Ink 13" o:spid="_x0000_s1026" type="#_x0000_t75" style="position:absolute;margin-left:100.95pt;margin-top:4.45pt;width:26.25pt;height:11.6pt;z-index:251670528;visibility:visible;mso-wrap-style:square;mso-wrap-distance-left:9pt;mso-wrap-distance-top:0;mso-wrap-distance-right:9pt;mso-wrap-distance-bottom:0;mso-position-horizontal:absolute;mso-position-horizontal-relative:text;mso-position-vertical:absolute;mso-position-vertical-relative:text" o:gfxdata="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">
+                <v:imagedata r:id="rId12" o:title=""/>
+              </v:shape>
+            </w:pict>
+          </mc:Fallback>
+        </mc:AlternateContent>
+      </w:r>
+      <w:r>
+        <w:rPr>
+          <w:rFonts w:ascii="Calibri" w:hAnsi="Calibri" w:cs="Calibri"/>
+          <w:b/>
+          <w:bCs/>
           <w:color w:val="404040" w:themeColor="text1" w:themeTint="BF"/>
           <w:sz w:val="24"/>
           <w:szCs w:val="24"/>
@@ -2032,6 +1840,162 @@
           <w:rFonts w:ascii="Calibri" w:hAnsi="Calibri" w:cs="Calibri"/>
           <w:b/>
           <w:bCs/>
+          <w:noProof/>
+          <w:color w:val="404040" w:themeColor="text1" w:themeTint="BF"/>
+          <w:sz w:val="24"/>
+          <w:szCs w:val="24"/>
+          <w14:ligatures w14:val="standardContextual"/>
+        </w:rPr>
+        <mc:AlternateContent>
+          <mc:Choice Requires="wpi">
+            <w:drawing>
+              <wp:anchor distT="0" distB="0" distL="114300" distR="114300" simplePos="0" relativeHeight="251689984" behindDoc="0" locked="0" layoutInCell="1" allowOverlap="1" wp14:anchorId="12951D01" wp14:editId="37AC6784">
+                <wp:simplePos x="0" y="0"/>
+                <wp:positionH relativeFrom="column">
+                  <wp:posOffset>276870</wp:posOffset>
+                </wp:positionH>
+                <wp:positionV relativeFrom="paragraph">
+                  <wp:posOffset>85085</wp:posOffset>
+                </wp:positionV>
+                <wp:extent cx="239400" cy="75240"/>
+                <wp:effectExtent l="38100" t="38100" r="46355" b="39370"/>
+                <wp:wrapNone/>
+                <wp:docPr id="2025077263" name="Ink 32"/>
+                <wp:cNvGraphicFramePr/>
+                <a:graphic xmlns:a="http://schemas.openxmlformats.org/drawingml/2006/main">
+                  <a:graphicData uri="http://schemas.microsoft.com/office/word/2010/wordprocessingInk">
+                    <w14:contentPart bwMode="auto" r:id="rId13">
+                      <w14:nvContentPartPr>
+                        <w14:cNvContentPartPr/>
+                      </w14:nvContentPartPr>
+                      <w14:xfrm>
+                        <a:off x="0" y="0"/>
+                        <a:ext cx="239400" cy="75240"/>
+                      </w14:xfrm>
+                    </w14:contentPart>
+                  </a:graphicData>
+                </a:graphic>
+              </wp:anchor>
+            </w:drawing>
+          </mc:Choice>
+          <mc:Fallback>
+            <w:pict>
+              <v:shape w14:anchorId="2FE53603" id="Ink 32" o:spid="_x0000_s1026" type="#_x0000_t75" style="position:absolute;margin-left:21.3pt;margin-top:6.2pt;width:19.8pt;height:6.9pt;z-index:251689984;visibility:visible;mso-wrap-style:square;mso-wrap-distance-left:9pt;mso-wrap-distance-top:0;mso-wrap-distance-right:9pt;mso-wrap-distance-bottom:0;mso-position-horizontal:absolute;mso-position-horizontal-relative:text;mso-position-vertical:absolute;mso-position-vertical-relative:text" o:gfxdata="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">
+                <v:imagedata r:id="rId14" o:title=""/>
+              </v:shape>
+            </w:pict>
+          </mc:Fallback>
+        </mc:AlternateContent>
+      </w:r>
+      <w:r>
+        <w:rPr>
+          <w:rFonts w:ascii="Calibri" w:hAnsi="Calibri" w:cs="Calibri"/>
+          <w:b/>
+          <w:bCs/>
+          <w:noProof/>
+          <w:color w:val="404040" w:themeColor="text1" w:themeTint="BF"/>
+          <w:sz w:val="24"/>
+          <w:szCs w:val="24"/>
+          <w14:ligatures w14:val="standardContextual"/>
+        </w:rPr>
+        <mc:AlternateContent>
+          <mc:Choice Requires="wpi">
+            <w:drawing>
+              <wp:anchor distT="0" distB="0" distL="114300" distR="114300" simplePos="0" relativeHeight="251688960" behindDoc="0" locked="0" layoutInCell="1" allowOverlap="1" wp14:anchorId="40AF9649" wp14:editId="448BA170">
+                <wp:simplePos x="0" y="0"/>
+                <wp:positionH relativeFrom="column">
+                  <wp:posOffset>1346200</wp:posOffset>
+                </wp:positionH>
+                <wp:positionV relativeFrom="paragraph">
+                  <wp:posOffset>67310</wp:posOffset>
+                </wp:positionV>
+                <wp:extent cx="289340" cy="168120"/>
+                <wp:effectExtent l="38100" t="38100" r="34925" b="41910"/>
+                <wp:wrapNone/>
+                <wp:docPr id="536615627" name="Ink 31"/>
+                <wp:cNvGraphicFramePr/>
+                <a:graphic xmlns:a="http://schemas.openxmlformats.org/drawingml/2006/main">
+                  <a:graphicData uri="http://schemas.microsoft.com/office/word/2010/wordprocessingInk">
+                    <w14:contentPart bwMode="auto" r:id="rId15">
+                      <w14:nvContentPartPr>
+                        <w14:cNvContentPartPr/>
+                      </w14:nvContentPartPr>
+                      <w14:xfrm>
+                        <a:off x="0" y="0"/>
+                        <a:ext cx="289340" cy="168120"/>
+                      </w14:xfrm>
+                    </w14:contentPart>
+                  </a:graphicData>
+                </a:graphic>
+              </wp:anchor>
+            </w:drawing>
+          </mc:Choice>
+          <mc:Fallback>
+            <w:pict>
+              <v:shape w14:anchorId="400764BC" id="Ink 31" o:spid="_x0000_s1026" type="#_x0000_t75" style="position:absolute;margin-left:105.5pt;margin-top:4.8pt;width:23.8pt;height:14.25pt;z-index:251688960;visibility:visible;mso-wrap-style:square;mso-wrap-distance-left:9pt;mso-wrap-distance-top:0;mso-wrap-distance-right:9pt;mso-wrap-distance-bottom:0;mso-position-horizontal:absolute;mso-position-horizontal-relative:text;mso-position-vertical:absolute;mso-position-vertical-relative:text" o:gfxdata="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">
+                <v:imagedata r:id="rId16" o:title=""/>
+              </v:shape>
+            </w:pict>
+          </mc:Fallback>
+        </mc:AlternateContent>
+      </w:r>
+      <w:r>
+        <w:rPr>
+          <w:rFonts w:ascii="Calibri" w:hAnsi="Calibri" w:cs="Calibri"/>
+          <w:b/>
+          <w:bCs/>
+          <w:noProof/>
+          <w:color w:val="404040" w:themeColor="text1" w:themeTint="BF"/>
+          <w:sz w:val="24"/>
+          <w:szCs w:val="24"/>
+          <w14:ligatures w14:val="standardContextual"/>
+        </w:rPr>
+        <mc:AlternateContent>
+          <mc:Choice Requires="wpi">
+            <w:drawing>
+              <wp:anchor distT="0" distB="0" distL="114300" distR="114300" simplePos="0" relativeHeight="251671552" behindDoc="0" locked="0" layoutInCell="1" allowOverlap="1" wp14:anchorId="0543C59E" wp14:editId="38DB7299">
+                <wp:simplePos x="0" y="0"/>
+                <wp:positionH relativeFrom="column">
+                  <wp:posOffset>482070</wp:posOffset>
+                </wp:positionH>
+                <wp:positionV relativeFrom="paragraph">
+                  <wp:posOffset>198845</wp:posOffset>
+                </wp:positionV>
+                <wp:extent cx="9720" cy="360"/>
+                <wp:effectExtent l="57150" t="57150" r="47625" b="57150"/>
+                <wp:wrapNone/>
+                <wp:docPr id="234423009" name="Ink 14"/>
+                <wp:cNvGraphicFramePr/>
+                <a:graphic xmlns:a="http://schemas.openxmlformats.org/drawingml/2006/main">
+                  <a:graphicData uri="http://schemas.microsoft.com/office/word/2010/wordprocessingInk">
+                    <w14:contentPart bwMode="auto" r:id="rId17">
+                      <w14:nvContentPartPr>
+                        <w14:cNvContentPartPr/>
+                      </w14:nvContentPartPr>
+                      <w14:xfrm>
+                        <a:off x="0" y="0"/>
+                        <a:ext cx="9720" cy="360"/>
+                      </w14:xfrm>
+                    </w14:contentPart>
+                  </a:graphicData>
+                </a:graphic>
+              </wp:anchor>
+            </w:drawing>
+          </mc:Choice>
+          <mc:Fallback>
+            <w:pict>
+              <v:shape w14:anchorId="4089C4CC" id="Ink 14" o:spid="_x0000_s1026" type="#_x0000_t75" style="position:absolute;margin-left:37.25pt;margin-top:14.95pt;width:2.15pt;height:1.45pt;z-index:251671552;visibility:visible;mso-wrap-style:square;mso-wrap-distance-left:9pt;mso-wrap-distance-top:0;mso-wrap-distance-right:9pt;mso-wrap-distance-bottom:0;mso-position-horizontal:absolute;mso-position-horizontal-relative:text;mso-position-vertical:absolute;mso-position-vertical-relative:text" o:gfxdata="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">
+                <v:imagedata r:id="rId18" o:title=""/>
+              </v:shape>
+            </w:pict>
+          </mc:Fallback>
+        </mc:AlternateContent>
+      </w:r>
+      <w:r>
+        <w:rPr>
+          <w:rFonts w:ascii="Calibri" w:hAnsi="Calibri" w:cs="Calibri"/>
+          <w:b/>
+          <w:bCs/>
           <w:color w:val="404040" w:themeColor="text1" w:themeTint="BF"/>
           <w:sz w:val="24"/>
           <w:szCs w:val="24"/>
@@ -2052,6 +2016,266 @@
           <w:szCs w:val="24"/>
         </w:rPr>
       </w:pPr>
+      <w:r>
+        <w:rPr>
+          <w:rFonts w:ascii="Calibri" w:hAnsi="Calibri" w:cs="Calibri"/>
+          <w:b/>
+          <w:bCs/>
+          <w:noProof/>
+          <w:color w:val="404040" w:themeColor="text1" w:themeTint="BF"/>
+          <w:sz w:val="24"/>
+          <w:szCs w:val="24"/>
+          <w14:ligatures w14:val="standardContextual"/>
+        </w:rPr>
+        <mc:AlternateContent>
+          <mc:Choice Requires="wpi">
+            <w:drawing>
+              <wp:anchor distT="0" distB="0" distL="114300" distR="114300" simplePos="0" relativeHeight="251702272" behindDoc="0" locked="0" layoutInCell="1" allowOverlap="1" wp14:anchorId="0710FDCC" wp14:editId="584B3DD2">
+                <wp:simplePos x="0" y="0"/>
+                <wp:positionH relativeFrom="column">
+                  <wp:posOffset>2404470</wp:posOffset>
+                </wp:positionH>
+                <wp:positionV relativeFrom="paragraph">
+                  <wp:posOffset>-128190</wp:posOffset>
+                </wp:positionV>
+                <wp:extent cx="1172160" cy="576000"/>
+                <wp:effectExtent l="38100" t="38100" r="47625" b="52705"/>
+                <wp:wrapNone/>
+                <wp:docPr id="900914882" name="Ink 44"/>
+                <wp:cNvGraphicFramePr/>
+                <a:graphic xmlns:a="http://schemas.openxmlformats.org/drawingml/2006/main">
+                  <a:graphicData uri="http://schemas.microsoft.com/office/word/2010/wordprocessingInk">
+                    <w14:contentPart bwMode="auto" r:id="rId19">
+                      <w14:nvContentPartPr>
+                        <w14:cNvContentPartPr/>
+                      </w14:nvContentPartPr>
+                      <w14:xfrm>
+                        <a:off x="0" y="0"/>
+                        <a:ext cx="1172160" cy="576000"/>
+                      </w14:xfrm>
+                    </w14:contentPart>
+                  </a:graphicData>
+                </a:graphic>
+              </wp:anchor>
+            </w:drawing>
+          </mc:Choice>
+          <mc:Fallback>
+            <w:pict>
+              <v:shape w14:anchorId="16F1D354" id="Ink 44" o:spid="_x0000_s1026" type="#_x0000_t75" style="position:absolute;margin-left:188.85pt;margin-top:-10.6pt;width:93.3pt;height:46.3pt;z-index:251702272;visibility:visible;mso-wrap-style:square;mso-wrap-distance-left:9pt;mso-wrap-distance-top:0;mso-wrap-distance-right:9pt;mso-wrap-distance-bottom:0;mso-position-horizontal:absolute;mso-position-horizontal-relative:text;mso-position-vertical:absolute;mso-position-vertical-relative:text" o:gfxdata="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">
+                <v:imagedata r:id="rId20" o:title=""/>
+              </v:shape>
+            </w:pict>
+          </mc:Fallback>
+        </mc:AlternateContent>
+      </w:r>
+      <w:r>
+        <w:rPr>
+          <w:rFonts w:ascii="Calibri" w:hAnsi="Calibri" w:cs="Calibri"/>
+          <w:b/>
+          <w:bCs/>
+          <w:noProof/>
+          <w:color w:val="404040" w:themeColor="text1" w:themeTint="BF"/>
+          <w:sz w:val="24"/>
+          <w:szCs w:val="24"/>
+          <w14:ligatures w14:val="standardContextual"/>
+        </w:rPr>
+        <mc:AlternateContent>
+          <mc:Choice Requires="wpi">
+            <w:drawing>
+              <wp:anchor distT="0" distB="0" distL="114300" distR="114300" simplePos="0" relativeHeight="251701248" behindDoc="0" locked="0" layoutInCell="1" allowOverlap="1" wp14:anchorId="3EDDB628" wp14:editId="585686AE">
+                <wp:simplePos x="0" y="0"/>
+                <wp:positionH relativeFrom="column">
+                  <wp:posOffset>2460990</wp:posOffset>
+                </wp:positionH>
+                <wp:positionV relativeFrom="paragraph">
+                  <wp:posOffset>305250</wp:posOffset>
+                </wp:positionV>
+                <wp:extent cx="1421640" cy="36000"/>
+                <wp:effectExtent l="38100" t="38100" r="45720" b="40640"/>
+                <wp:wrapNone/>
+                <wp:docPr id="1317423698" name="Ink 43"/>
+                <wp:cNvGraphicFramePr/>
+                <a:graphic xmlns:a="http://schemas.openxmlformats.org/drawingml/2006/main">
+                  <a:graphicData uri="http://schemas.microsoft.com/office/word/2010/wordprocessingInk">
+                    <w14:contentPart bwMode="auto" r:id="rId21">
+                      <w14:nvContentPartPr>
+                        <w14:cNvContentPartPr/>
+                      </w14:nvContentPartPr>
+                      <w14:xfrm>
+                        <a:off x="0" y="0"/>
+                        <a:ext cx="1421640" cy="36000"/>
+                      </w14:xfrm>
+                    </w14:contentPart>
+                  </a:graphicData>
+                </a:graphic>
+              </wp:anchor>
+            </w:drawing>
+          </mc:Choice>
+          <mc:Fallback>
+            <w:pict>
+              <v:shape w14:anchorId="40A4E7E0" id="Ink 43" o:spid="_x0000_s1026" type="#_x0000_t75" style="position:absolute;margin-left:193.3pt;margin-top:23.55pt;width:112.95pt;height:3.85pt;z-index:251701248;visibility:visible;mso-wrap-style:square;mso-wrap-distance-left:9pt;mso-wrap-distance-top:0;mso-wrap-distance-right:9pt;mso-wrap-distance-bottom:0;mso-position-horizontal:absolute;mso-position-horizontal-relative:text;mso-position-vertical:absolute;mso-position-vertical-relative:text" o:gfxdata="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">
+                <v:imagedata r:id="rId22" o:title=""/>
+              </v:shape>
+            </w:pict>
+          </mc:Fallback>
+        </mc:AlternateContent>
+      </w:r>
+      <w:r>
+        <w:rPr>
+          <w:rFonts w:ascii="Calibri" w:hAnsi="Calibri" w:cs="Calibri"/>
+          <w:b/>
+          <w:bCs/>
+          <w:noProof/>
+          <w:color w:val="404040" w:themeColor="text1" w:themeTint="BF"/>
+          <w:sz w:val="24"/>
+          <w:szCs w:val="24"/>
+          <w14:ligatures w14:val="standardContextual"/>
+        </w:rPr>
+        <mc:AlternateContent>
+          <mc:Choice Requires="wpi">
+            <w:drawing>
+              <wp:anchor distT="0" distB="0" distL="114300" distR="114300" simplePos="0" relativeHeight="251700224" behindDoc="0" locked="0" layoutInCell="1" allowOverlap="1" wp14:anchorId="4B5A707B" wp14:editId="167AEA43">
+                <wp:simplePos x="0" y="0"/>
+                <wp:positionH relativeFrom="column">
+                  <wp:posOffset>1223010</wp:posOffset>
+                </wp:positionH>
+                <wp:positionV relativeFrom="paragraph">
+                  <wp:posOffset>39370</wp:posOffset>
+                </wp:positionV>
+                <wp:extent cx="325575" cy="509810"/>
+                <wp:effectExtent l="38100" t="38100" r="36830" b="43180"/>
+                <wp:wrapNone/>
+                <wp:docPr id="1956833077" name="Ink 42"/>
+                <wp:cNvGraphicFramePr/>
+                <a:graphic xmlns:a="http://schemas.openxmlformats.org/drawingml/2006/main">
+                  <a:graphicData uri="http://schemas.microsoft.com/office/word/2010/wordprocessingInk">
+                    <w14:contentPart bwMode="auto" r:id="rId23">
+                      <w14:nvContentPartPr>
+                        <w14:cNvContentPartPr/>
+                      </w14:nvContentPartPr>
+                      <w14:xfrm>
+                        <a:off x="0" y="0"/>
+                        <a:ext cx="325575" cy="509810"/>
+                      </w14:xfrm>
+                    </w14:contentPart>
+                  </a:graphicData>
+                </a:graphic>
+              </wp:anchor>
+            </w:drawing>
+          </mc:Choice>
+          <mc:Fallback>
+            <w:pict>
+              <v:shape w14:anchorId="676DD1C9" id="Ink 42" o:spid="_x0000_s1026" type="#_x0000_t75" style="position:absolute;margin-left:95.8pt;margin-top:2.6pt;width:26.65pt;height:41.15pt;z-index:251700224;visibility:visible;mso-wrap-style:square;mso-wrap-distance-left:9pt;mso-wrap-distance-top:0;mso-wrap-distance-right:9pt;mso-wrap-distance-bottom:0;mso-position-horizontal:absolute;mso-position-horizontal-relative:text;mso-position-vertical:absolute;mso-position-vertical-relative:text" o:gfxdata="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">
+                <v:imagedata r:id="rId24" o:title=""/>
+              </v:shape>
+            </w:pict>
+          </mc:Fallback>
+        </mc:AlternateContent>
+      </w:r>
+      <w:r>
+        <w:rPr>
+          <w:rFonts w:ascii="Calibri" w:hAnsi="Calibri" w:cs="Calibri"/>
+          <w:b/>
+          <w:bCs/>
+          <w:noProof/>
+          <w:color w:val="404040" w:themeColor="text1" w:themeTint="BF"/>
+          <w:sz w:val="24"/>
+          <w:szCs w:val="24"/>
+          <w14:ligatures w14:val="standardContextual"/>
+        </w:rPr>
+        <mc:AlternateContent>
+          <mc:Choice Requires="wpi">
+            <w:drawing>
+              <wp:anchor distT="0" distB="0" distL="114300" distR="114300" simplePos="0" relativeHeight="251687936" behindDoc="0" locked="0" layoutInCell="1" allowOverlap="1" wp14:anchorId="67EA0E55" wp14:editId="55D0C112">
+                <wp:simplePos x="0" y="0"/>
+                <wp:positionH relativeFrom="column">
+                  <wp:posOffset>2510155</wp:posOffset>
+                </wp:positionH>
+                <wp:positionV relativeFrom="paragraph">
+                  <wp:posOffset>19685</wp:posOffset>
+                </wp:positionV>
+                <wp:extent cx="1387400" cy="247740"/>
+                <wp:effectExtent l="38100" t="38100" r="41910" b="38100"/>
+                <wp:wrapNone/>
+                <wp:docPr id="1575413594" name="Ink 30"/>
+                <wp:cNvGraphicFramePr/>
+                <a:graphic xmlns:a="http://schemas.openxmlformats.org/drawingml/2006/main">
+                  <a:graphicData uri="http://schemas.microsoft.com/office/word/2010/wordprocessingInk">
+                    <w14:contentPart bwMode="auto" r:id="rId25">
+                      <w14:nvContentPartPr>
+                        <w14:cNvContentPartPr/>
+                      </w14:nvContentPartPr>
+                      <w14:xfrm>
+                        <a:off x="0" y="0"/>
+                        <a:ext cx="1387400" cy="247740"/>
+                      </w14:xfrm>
+                    </w14:contentPart>
+                  </a:graphicData>
+                </a:graphic>
+              </wp:anchor>
+            </w:drawing>
+          </mc:Choice>
+          <mc:Fallback>
+            <w:pict>
+              <v:shape w14:anchorId="3187AB16" id="Ink 30" o:spid="_x0000_s1026" type="#_x0000_t75" style="position:absolute;margin-left:197.15pt;margin-top:1.05pt;width:110.25pt;height:20.45pt;z-index:251687936;visibility:visible;mso-wrap-style:square;mso-wrap-distance-left:9pt;mso-wrap-distance-top:0;mso-wrap-distance-right:9pt;mso-wrap-distance-bottom:0;mso-position-horizontal:absolute;mso-position-horizontal-relative:text;mso-position-vertical:absolute;mso-position-vertical-relative:text" o:gfxdata="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">
+                <v:imagedata r:id="rId26" o:title=""/>
+              </v:shape>
+            </w:pict>
+          </mc:Fallback>
+        </mc:AlternateContent>
+      </w:r>
+      <w:r>
+        <w:rPr>
+          <w:rFonts w:ascii="Calibri" w:hAnsi="Calibri" w:cs="Calibri"/>
+          <w:b/>
+          <w:bCs/>
+          <w:noProof/>
+          <w:color w:val="404040" w:themeColor="text1" w:themeTint="BF"/>
+          <w:sz w:val="24"/>
+          <w:szCs w:val="24"/>
+          <w14:ligatures w14:val="standardContextual"/>
+        </w:rPr>
+        <mc:AlternateContent>
+          <mc:Choice Requires="wpi">
+            <w:drawing>
+              <wp:anchor distT="0" distB="0" distL="114300" distR="114300" simplePos="0" relativeHeight="251667456" behindDoc="0" locked="0" layoutInCell="1" allowOverlap="1" wp14:anchorId="40DEBB22" wp14:editId="68F7EB9A">
+                <wp:simplePos x="0" y="0"/>
+                <wp:positionH relativeFrom="column">
+                  <wp:posOffset>-133985</wp:posOffset>
+                </wp:positionH>
+                <wp:positionV relativeFrom="paragraph">
+                  <wp:posOffset>-313690</wp:posOffset>
+                </wp:positionV>
+                <wp:extent cx="1324950" cy="796490"/>
+                <wp:effectExtent l="57150" t="57150" r="46990" b="41910"/>
+                <wp:wrapNone/>
+                <wp:docPr id="8536252" name="Ink 10"/>
+                <wp:cNvGraphicFramePr/>
+                <a:graphic xmlns:a="http://schemas.openxmlformats.org/drawingml/2006/main">
+                  <a:graphicData uri="http://schemas.microsoft.com/office/word/2010/wordprocessingInk">
+                    <w14:contentPart bwMode="auto" r:id="rId27">
+                      <w14:nvContentPartPr>
+                        <w14:cNvContentPartPr/>
+                      </w14:nvContentPartPr>
+                      <w14:xfrm>
+                        <a:off x="0" y="0"/>
+                        <a:ext cx="1324950" cy="796490"/>
+                      </w14:xfrm>
+                    </w14:contentPart>
+                  </a:graphicData>
+                </a:graphic>
+              </wp:anchor>
+            </w:drawing>
+          </mc:Choice>
+          <mc:Fallback>
+            <w:pict>
+              <v:shape w14:anchorId="6E113A1C" id="Ink 10" o:spid="_x0000_s1026" type="#_x0000_t75" style="position:absolute;margin-left:-11.25pt;margin-top:-25.4pt;width:105.75pt;height:64.1pt;z-index:251667456;visibility:visible;mso-wrap-style:square;mso-wrap-distance-left:9pt;mso-wrap-distance-top:0;mso-wrap-distance-right:9pt;mso-wrap-distance-bottom:0;mso-position-horizontal:absolute;mso-position-horizontal-relative:text;mso-position-vertical:absolute;mso-position-vertical-relative:text" o:gfxdata="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">
+                <v:imagedata r:id="rId28" o:title=""/>
+              </v:shape>
+            </w:pict>
+          </mc:Fallback>
+        </mc:AlternateContent>
+      </w:r>
     </w:p>
     <w:p>
       <w:pPr>
@@ -2394,7 +2618,7 @@
                     <pic:cNvPicPr/>
                   </pic:nvPicPr>
                   <pic:blipFill>
-                    <a:blip r:embed="rId12"/>
+                    <a:blip r:embed="rId29"/>
                     <a:stretch>
                       <a:fillRect/>
                     </a:stretch>
@@ -2698,7 +2922,7 @@
                     </pic:cNvPicPr>
                   </pic:nvPicPr>
                   <pic:blipFill>
-                    <a:blip r:embed="rId13">
+                    <a:blip r:embed="rId30">
                       <a:extLst>
                         <a:ext uri="{28A0092B-C50C-407E-A947-70E740481C1C}">
                           <a14:useLocalDpi xmlns:a14="http://schemas.microsoft.com/office/drawing/2010/main" val="0"/>
@@ -2850,7 +3074,7 @@
                     </pic:cNvPicPr>
                   </pic:nvPicPr>
                   <pic:blipFill>
-                    <a:blip r:embed="rId14">
+                    <a:blip r:embed="rId31">
                       <a:extLst>
                         <a:ext uri="{28A0092B-C50C-407E-A947-70E740481C1C}">
                           <a14:useLocalDpi xmlns:a14="http://schemas.microsoft.com/office/drawing/2010/main" val="0"/>
@@ -5472,6 +5696,276 @@
 </w:styles>
 </file>
 
+<file path=word/ink/ink1.xml><?xml version="1.0" encoding="utf-8"?>
+<inkml:ink xmlns:inkml="http://www.w3.org/2003/InkML">
+  <inkml:definitions>
+    <inkml:context xml:id="ctx0">
+      <inkml:inkSource xml:id="inkSrc0">
+        <inkml:traceFormat>
+          <inkml:channel name="X" type="integer" min="-2.14748E9" max="2.14748E9" units="cm"/>
+          <inkml:channel name="Y" type="integer" min="-2.14748E9" max="2.14748E9" units="cm"/>
+          <inkml:channel name="F" type="integer" max="32767" units="dev"/>
+        </inkml:traceFormat>
+        <inkml:channelProperties>
+          <inkml:channelProperty channel="X" name="resolution" value="1000" units="1/cm"/>
+          <inkml:channelProperty channel="Y" name="resolution" value="1000" units="1/cm"/>
+          <inkml:channelProperty channel="F" name="resolution" value="0" units="1/dev"/>
+        </inkml:channelProperties>
+      </inkml:inkSource>
+      <inkml:timestamp xml:id="ts0" timeString="2026-08-29T04:09:21.668"/>
+    </inkml:context>
+    <inkml:brush xml:id="br0">
+      <inkml:brushProperty name="width" value="0.05" units="cm"/>
+      <inkml:brushProperty name="height" value="0.05" units="cm"/>
+    </inkml:brush>
+  </inkml:definitions>
+  <inkml:trace contextRef="#ctx0" brushRef="#br0">54 141 9946,'0'0'4156,"-4"-1"-3436,-1-1-494,-17-3 1132,22 5-1327,0 0-1,-1 0 1,1 0-1,0 1 1,0-1-1,-1 0 1,1 0-1,0 0 1,0 0-1,0 1 1,-1-1-1,1 0 1,0 0 0,0 0-1,0 1 1,0-1-1,0 0 1,0 0-1,-1 1 1,1-1-1,0 0 1,0 0-1,0 1 1,0-1-1,0 0 1,0 1-1,0-1 1,0 0-1,0 0 1,0 1-1,0-1 1,0 0-1,0 0 1,0 1 0,1-1-1,-1 0 1,0 0-1,0 1 1,0-1-1,0 0 1,0 0-1,1 1 1,-1-1-1,0 0 1,0 0-1,0 0 1,0 1-1,1-1 1,-1 0-1,0 0 1,0 0-1,1 0 1,14 15 396,3-9-224,-1 0 0,1-1 0,1-1 0,-1 0 0,21 0 0,99 0-102,-68-3-47,431 1 209,-500-2-200,-9 0-591,-41-7-5479,23-1-1207</inkml:trace>
+  <inkml:trace contextRef="#ctx0" brushRef="#br0" timeOffset="512.42">250 0 10186,'0'0'6259,"-1"0"-6201,1 0 1,-1 0-1,0 0 0,0 0 0,0 0 1,0 0-1,0 1 0,0-1 1,1 0-1,-1 0 0,0 1 1,0-1-1,0 1 0,1-1 1,-1 0-1,0 1 0,0 0 1,0 0-1,-21 21 366,-1-1 0,-47 33 0,-11 10 182,76-60-522,1 1 1,0 0 0,0 0-1,0 0 1,0 0-1,-2 7 1,5-11-72,0 0 0,0 0-1,1 0 1,-1 1 0,1-1 0,-1 0-1,1 0 1,-1 1 0,1-1 0,0 0-1,0 1 1,-1-1 0,1 1 0,0-1 0,0 0-1,1 1 1,-1-1 0,0 1 0,0-1-1,1 0 1,-1 1 0,1-1 0,-1 0-1,1 0 1,-1 1 0,1-1 0,0 0-1,0 0 1,-1 0 0,1 0 0,0 0-1,0 0 1,0 0 0,3 2 0,16 6 19,1-1 0,0 0 1,0-1-1,1-2 0,0 0 0,27 2 1,-15-1 5,338 45-46,-396-54-3814,1-6-943</inkml:trace>
+</inkml:ink>
+</file>
+
+<file path=word/ink/ink2.xml><?xml version="1.0" encoding="utf-8"?>
+<inkml:ink xmlns:inkml="http://www.w3.org/2003/InkML">
+  <inkml:definitions>
+    <inkml:context xml:id="ctx0">
+      <inkml:inkSource xml:id="inkSrc0">
+        <inkml:traceFormat>
+          <inkml:channel name="X" type="integer" min="-2.14748E9" max="2.14748E9" units="cm"/>
+          <inkml:channel name="Y" type="integer" min="-2.14748E9" max="2.14748E9" units="cm"/>
+          <inkml:channel name="F" type="integer" max="32767" units="dev"/>
+        </inkml:traceFormat>
+        <inkml:channelProperties>
+          <inkml:channelProperty channel="X" name="resolution" value="1000" units="1/cm"/>
+          <inkml:channelProperty channel="Y" name="resolution" value="1000" units="1/cm"/>
+          <inkml:channelProperty channel="F" name="resolution" value="0" units="1/dev"/>
+        </inkml:channelProperties>
+      </inkml:inkSource>
+      <inkml:timestamp xml:id="ts0" timeString="2026-08-29T04:09:52.240"/>
+    </inkml:context>
+    <inkml:brush xml:id="br0">
+      <inkml:brushProperty name="width" value="0.035" units="cm"/>
+      <inkml:brushProperty name="height" value="0.035" units="cm"/>
+    </inkml:brush>
+  </inkml:definitions>
+  <inkml:trace contextRef="#ctx0" brushRef="#br0">0 69 10426,'0'0'9027,"1"-5"-7988,2-1-339,-1 8-103,-1 18 329,-2 53 114,0-32-707,1-41-321,0 1 0,0 0 0,0-1 0,0 1 0,1 0 0,-1-1 0,0 1 0,0-1 0,1 1 0,-1-1 0,0 1 0,0 0 0,1-1 0,-1 1 0,1-1 0,-1 1 0,1-1 0,-1 0 0,0 1 0,1-1 0,0 0 0,-1 1 0,1-1 0,-1 0 0,1 1 0,-1-1 0,1 0 0,0 0 0,-1 0 0,1 1 0,-1-1 0,1 0 0,1 0 0,26 0 237,-18-1-150,12 0 50,1-2 0,0 0 0,-1-2 0,35-11 0,89-41-90,-66 24-4,137-52-122,-208 82-1072,-1 2-6596</inkml:trace>
+</inkml:ink>
+</file>
+
+<file path=word/ink/ink3.xml><?xml version="1.0" encoding="utf-8"?>
+<inkml:ink xmlns:inkml="http://www.w3.org/2003/InkML">
+  <inkml:definitions>
+    <inkml:context xml:id="ctx0">
+      <inkml:inkSource xml:id="inkSrc0">
+        <inkml:traceFormat>
+          <inkml:channel name="X" type="integer" min="-2.14748E9" max="2.14748E9" units="cm"/>
+          <inkml:channel name="Y" type="integer" min="-2.14748E9" max="2.14748E9" units="cm"/>
+          <inkml:channel name="F" type="integer" max="32767" units="dev"/>
+        </inkml:traceFormat>
+        <inkml:channelProperties>
+          <inkml:channelProperty channel="X" name="resolution" value="1000" units="1/cm"/>
+          <inkml:channelProperty channel="Y" name="resolution" value="1000" units="1/cm"/>
+          <inkml:channelProperty channel="F" name="resolution" value="0" units="1/dev"/>
+        </inkml:channelProperties>
+      </inkml:inkSource>
+      <inkml:timestamp xml:id="ts0" timeString="2026-08-29T04:09:46.160"/>
+    </inkml:context>
+    <inkml:brush xml:id="br0">
+      <inkml:brushProperty name="width" value="0.035" units="cm"/>
+      <inkml:brushProperty name="height" value="0.035" units="cm"/>
+    </inkml:brush>
+  </inkml:definitions>
+  <inkml:trace contextRef="#ctx0" brushRef="#br0">193 33 11066,'0'0'4537,"0"0"-4324,0-1-1,1 1 1,-1-1-1,0 1 1,0-1-1,0 1 0,1-1 1,-1 1-1,0-1 1,0 1-1,0-1 1,0 0-1,0 1 1,0-1-1,0 1 1,0-1-1,0 1 0,0-1 1,-1 0-1,1 1 1,0-1-1,0 0 1,-46-6-229,-72 0 0,117 11 68,-1 1-1,1 0 1,0-1 0,0 1 0,0 0-1,1 0 1,-1 10 0,1-3 223,-22 297 2494,22-308-2762,0 0 1,0 1 0,0-1 0,0 0-1,0 0 1,1 0 0,-1 0 0,0 1-1,1-1 1,-1 0 0,1 0-1,-1 0 1,1 0 0,-1 0 0,1 0-1,0 0 1,-1 0 0,1 0-1,0-1 1,0 1 0,0 0 0,-1 0-1,1-1 1,0 1 0,2 1-1,0-1-15,0-1-1,-1 1 1,1 0-1,0-1 0,0 1 1,0-1-1,-1 0 0,1 0 1,0 0-1,5-1 0,0-1-257,0 0 1,-1 0-1,1 0 0,0-1 0,-1 0 0,0-1 0,13-7 0,10-14-2843,27-30-1,-21 19-1843</inkml:trace>
+  <inkml:trace contextRef="#ctx0" brushRef="#br0" timeOffset="278.39">374 117 11106,'0'0'9265,"-9"18"-8547,-31 57-286,39-73-420,0 0 1,0 0-1,0-1 1,1 1-1,-1 0 0,1 0 1,-1 0-1,1 0 1,0-1-1,-1 1 1,1 0-1,0 0 1,0 0-1,0 0 1,1 0-1,-1 0 1,0 0-1,1 0 1,-1-1-1,1 1 1,0 0-1,-1 0 1,1-1-1,0 1 1,0 0-1,0-1 0,0 1 1,1-1-1,-1 1 1,0-1-1,1 1 1,2 1-1,0 0-1,1 0 0,1 0 0,-1-1 0,0 1 0,0-1 0,1-1-1,5 2 1,-3-1-22,-1 0 0,1-1 1,-1 0-1,1-1 0,0 1 0,-1-1 0,1-1 0,10-1 0,-16 1 6,0 1-1,1-1 1,-1 1-1,0-1 1,1 0 0,-1 0-1,0 0 1,0 0 0,0-1-1,0 1 1,0 0 0,0-1-1,-1 0 1,1 1 0,0-1-1,-1 0 1,1 0 0,-1 0-1,0 0 1,1 0 0,-1 0-1,0 0 1,0 0 0,-1-1-1,1 1 1,0 0 0,-1 0-1,1-5 1,0 1-105,0 1 1,0 0-1,-1-1 1,0 1-1,0-1 1,0 1-1,-1 0 1,0-1-1,0 1 1,0 0-1,0-1 1,-1 1-1,0 0 1,0 0-1,-4-6 1,3 7-173,0 0 0,0-1 0,1 1 0,-1-1 0,1 0 0,0 0 0,1 0 0,-1 0 0,1 0 0,0 0 0,-1-8 0,2-5-3185</inkml:trace>
+  <inkml:trace contextRef="#ctx0" brushRef="#br0" timeOffset="596.1">600 0 13499,'0'0'7563,"13"1"-7406,140 3-750,-152-4 574,0 0 1,1 0 0,-1 0-1,0 1 1,1-1-1,-1 1 1,0-1 0,1 1-1,-1-1 1,0 1-1,0 0 1,0-1 0,0 1-1,0 0 1,0 0-1,0 0 1,0 0 0,0 0-1,0 0 1,0 0-1,0 0 1,0 2 0,1 1 26,0 0 1,-1 0-1,1 0 1,-1 0 0,0 1-1,-1-1 1,2 6 0,-2 6 208,0 0 0,-1 0 0,-3 16 1,-14 47 1001,12-55-811,0 1-1,-2 30 0,7-36-292,1-12-96,0 1 0,0 0 0,-1-1 0,0 1 0,0-1 0,-1 1 0,0-1 0,0 0 0,0 1 0,-1-1 0,-1-1-1,1 1 1,-7 10 0,8-16-171,-1 1 0,1-1 0,-1 0 0,1 0 0,-1 0 0,1 0 0,-1 0 0,0 0 0,1-1 0,-1 1 0,0-1 0,0 0 0,0 0 0,1 0 0,-1 0 0,0 0 0,-3-1 0,-4 0-1246,-11-1-3371</inkml:trace>
+</inkml:ink>
+</file>
+
+<file path=word/ink/ink4.xml><?xml version="1.0" encoding="utf-8"?>
+<inkml:ink xmlns:inkml="http://www.w3.org/2003/InkML">
+  <inkml:definitions>
+    <inkml:context xml:id="ctx0">
+      <inkml:inkSource xml:id="inkSrc0">
+        <inkml:traceFormat>
+          <inkml:channel name="X" type="integer" min="-2.14748E9" max="2.14748E9" units="cm"/>
+          <inkml:channel name="Y" type="integer" min="-2.14748E9" max="2.14748E9" units="cm"/>
+          <inkml:channel name="F" type="integer" max="32767" units="dev"/>
+        </inkml:traceFormat>
+        <inkml:channelProperties>
+          <inkml:channelProperty channel="X" name="resolution" value="1000" units="1/cm"/>
+          <inkml:channelProperty channel="Y" name="resolution" value="1000" units="1/cm"/>
+          <inkml:channelProperty channel="F" name="resolution" value="0" units="1/dev"/>
+        </inkml:channelProperties>
+      </inkml:inkSource>
+      <inkml:timestamp xml:id="ts0" timeString="2026-08-29T04:09:23.280"/>
+    </inkml:context>
+    <inkml:brush xml:id="br0">
+      <inkml:brushProperty name="width" value="0.05" units="cm"/>
+      <inkml:brushProperty name="height" value="0.05" units="cm"/>
+    </inkml:brush>
+  </inkml:definitions>
+  <inkml:trace contextRef="#ctx0" brushRef="#br0">27 1 7082,'0'0'2136,"-26"0"-2160,31 0-344,6 0-3649</inkml:trace>
+</inkml:ink>
+</file>
+
+<file path=word/ink/ink5.xml><?xml version="1.0" encoding="utf-8"?>
+<inkml:ink xmlns:inkml="http://www.w3.org/2003/InkML">
+  <inkml:definitions>
+    <inkml:context xml:id="ctx0">
+      <inkml:inkSource xml:id="inkSrc0">
+        <inkml:traceFormat>
+          <inkml:channel name="X" type="integer" min="-2.14748E9" max="2.14748E9" units="cm"/>
+          <inkml:channel name="Y" type="integer" min="-2.14748E9" max="2.14748E9" units="cm"/>
+          <inkml:channel name="F" type="integer" max="32767" units="dev"/>
+        </inkml:traceFormat>
+        <inkml:channelProperties>
+          <inkml:channelProperty channel="X" name="resolution" value="1000" units="1/cm"/>
+          <inkml:channelProperty channel="Y" name="resolution" value="1000" units="1/cm"/>
+          <inkml:channelProperty channel="F" name="resolution" value="0" units="1/dev"/>
+        </inkml:channelProperties>
+      </inkml:inkSource>
+      <inkml:timestamp xml:id="ts0" timeString="2026-08-29T04:10:06.707"/>
+    </inkml:context>
+    <inkml:brush xml:id="br0">
+      <inkml:brushProperty name="width" value="0.035" units="cm"/>
+      <inkml:brushProperty name="height" value="0.035" units="cm"/>
+    </inkml:brush>
+  </inkml:definitions>
+  <inkml:trace contextRef="#ctx0" brushRef="#br0">2222 210 11827,'0'0'4187,"-11"-14"-3748,-37-46-64,42 54-246,0 1 0,-1-1 0,1 1 1,-1 1-1,0-1 0,-1 1 1,1 0-1,-1 1 0,0 0 0,1 0 1,-18-3-1,3-1 91,-56-14 242,0 3 0,-2 4 0,-108-6 0,-240 19 1008,376 3-1259,0 2 0,0 2 0,0 3 0,1 2 0,0 2 0,1 3 0,1 1 0,0 3-1,-51 29 1,30-5-45,1 3 0,2 4-1,2 2 1,3 3-1,3 3 1,-78 97-1,125-139-147,0 0-1,1 1 0,1 0 0,0 0 1,2 1-1,0 1 0,1-1 0,1 1 1,-4 26-1,8-32 9,0 1 1,1-1-1,1 0 1,0 1-1,1-1 1,0 0-1,1 1 1,1-1-1,1 0 0,0 0 1,0-1-1,1 1 1,1-1-1,9 15 1,3-2-9,0-1 0,2 0 0,1-2 1,1 0-1,1-2 0,1 0 0,0-2 1,2-1-1,0-1 0,35 17 0,19 6 14,2-5-1,118 36 1,-54-30-24,1-6 1,2-7 0,0-6 0,181 3 0,81-28-59,-324-3 86,-1-5 0,144-36 0,-141 19-20,-1-4-1,-1-4 1,-2-3-1,-2-4 1,112-78 0,-181 111-10,1-1 1,-1-1-1,-1 0 1,0-1-1,-1-1 1,-1 0-1,0 0 1,0-1-1,11-24 1,-11 15 16,-1 0 1,-1 0 0,-1-1 0,-1 0 0,7-49 0,-9 6 17,-3 0 1,-3 1-1,-2-1 1,-16-78 0,17 132-14,-1 1 0,0-1 0,-1 1 0,0 0 0,-1 0 0,-1 0 0,0 0 1,0 1-1,-2 0 0,1 1 0,-1-1 0,-1 2 0,-12-13 0,4 8 29,-1 0 0,0 2 1,0 0-1,-2 1 0,0 1 0,0 1 0,-28-10 1,-22-9-5,-2 4 1,-1 4 0,-111-20-1,128 37-2557,0 3 1,0 1-1,-100 15 0,107-9 2,-37 2-5266</inkml:trace>
+</inkml:ink>
+</file>
+
+<file path=word/ink/ink6.xml><?xml version="1.0" encoding="utf-8"?>
+<inkml:ink xmlns:inkml="http://www.w3.org/2003/InkML">
+  <inkml:definitions>
+    <inkml:context xml:id="ctx0">
+      <inkml:inkSource xml:id="inkSrc0">
+        <inkml:traceFormat>
+          <inkml:channel name="X" type="integer" min="-2.14748E9" max="2.14748E9" units="cm"/>
+          <inkml:channel name="Y" type="integer" min="-2.14748E9" max="2.14748E9" units="cm"/>
+          <inkml:channel name="F" type="integer" max="32767" units="dev"/>
+        </inkml:traceFormat>
+        <inkml:channelProperties>
+          <inkml:channelProperty channel="X" name="resolution" value="1000" units="1/cm"/>
+          <inkml:channelProperty channel="Y" name="resolution" value="1000" units="1/cm"/>
+          <inkml:channelProperty channel="F" name="resolution" value="0" units="1/dev"/>
+        </inkml:channelProperties>
+      </inkml:inkSource>
+      <inkml:timestamp xml:id="ts0" timeString="2026-08-29T04:10:02.027"/>
+    </inkml:context>
+    <inkml:brush xml:id="br0">
+      <inkml:brushProperty name="width" value="0.035" units="cm"/>
+      <inkml:brushProperty name="height" value="0.035" units="cm"/>
+    </inkml:brush>
+  </inkml:definitions>
+  <inkml:trace contextRef="#ctx0" brushRef="#br0">53 73 8074,'0'0'5161,"-9"1"-3992,-25 1 106,24 2 715,15 0-667,80 6-1056,1-4 1,126-7-1,-76-1-90,2467-38 608,-2376 30-740,341-17 73,-549 23 327,-13-5-4212,-5 3-1427</inkml:trace>
+</inkml:ink>
+</file>
+
+<file path=word/ink/ink7.xml><?xml version="1.0" encoding="utf-8"?>
+<inkml:ink xmlns:inkml="http://www.w3.org/2003/InkML">
+  <inkml:definitions>
+    <inkml:context xml:id="ctx0">
+      <inkml:inkSource xml:id="inkSrc0">
+        <inkml:traceFormat>
+          <inkml:channel name="X" type="integer" min="-2.14748E9" max="2.14748E9" units="cm"/>
+          <inkml:channel name="Y" type="integer" min="-2.14748E9" max="2.14748E9" units="cm"/>
+          <inkml:channel name="F" type="integer" max="32767" units="dev"/>
+        </inkml:traceFormat>
+        <inkml:channelProperties>
+          <inkml:channelProperty channel="X" name="resolution" value="1000" units="1/cm"/>
+          <inkml:channelProperty channel="Y" name="resolution" value="1000" units="1/cm"/>
+          <inkml:channelProperty channel="F" name="resolution" value="0" units="1/dev"/>
+        </inkml:channelProperties>
+      </inkml:inkSource>
+      <inkml:timestamp xml:id="ts0" timeString="2026-08-29T04:09:53.398"/>
+    </inkml:context>
+    <inkml:brush xml:id="br0">
+      <inkml:brushProperty name="width" value="0.035" units="cm"/>
+      <inkml:brushProperty name="height" value="0.035" units="cm"/>
+    </inkml:brush>
+  </inkml:definitions>
+  <inkml:trace contextRef="#ctx0" brushRef="#br0">113 18 10514,'0'0'8637,"13"-11"-5849,-35 8-2773,-1 1 0,0 1 0,-34 3 0,57 26 9,14 185 2067,-13-190-1963,3 23 45,-4-45-169,0 1 1,1-1-1,-1 0 1,1 0-1,-1 0 1,1 1-1,-1-1 1,1 0-1,0 0 1,-1 0-1,1 0 1,0 0-1,0 0 1,0 0-1,0 0 1,0 0-1,0 0 1,0-1-1,0 1 1,0 0-1,0-1 1,0 1-1,1-1 1,-1 1-1,0-1 1,0 0-1,1 1 1,1-1-1,6 1-133,-1-1 0,1 0 0,-1-1 0,1 1 0,-1-2-1,1 1 1,-1-1 0,12-5 0,-6 1-1080,-1-1-1,0 0 1,24-18-1,-1-3-4396</inkml:trace>
+  <inkml:trace contextRef="#ctx0" brushRef="#br0" timeOffset="216.54">342 123 12827,'0'0'8458,"0"115"-7546,0-83-376,0-2-272,0-4-208,3-1-56,4-7-64,-3-10-592,4-1-849,6-7-351,-2-15-961,-3-9-4816</inkml:trace>
+  <inkml:trace contextRef="#ctx0" brushRef="#br0" timeOffset="689.54">538 142 8530,'0'0'11120,"6"2"-10460,8-4-720,0-1 1,0 0 0,-1 0-1,1-2 1,-1 0 0,1 0-1,13-9 1,-16 9-50,-11 44 1205,0 148 236,1-184-1341,-1 0 1,0 0-1,0 0 0,0 0 1,-1 0-1,1 0 0,-1 0 0,0 0 1,0 0-1,0 0 0,0-1 1,0 1-1,0 0 0,-1-1 0,1 1 1,-1-1-1,0 1 0,0-1 1,0 0-1,0 0 0,0 0 0,0 0 1,-1 0-1,1 0 0,-1-1 1,1 1-1,-4 1 0,-3-1-915,0 1 0,-1-1 0,1 0-1,-1-1 1,1 0 0,-1-1 0,-10 0-1,-13 0-7326</inkml:trace>
+  <inkml:trace contextRef="#ctx0" brushRef="#br0" timeOffset="1133.68">268 545 13059,'0'0'9470,"-22"-2"-8555,-55-7-1053,76 9 48,1 248 1569,0-247-1478,0 0 1,0 0-1,0 0 1,0 0-1,0 0 1,0-1-1,0 1 1,1 0-1,-1 0 1,0 0-1,0 0 1,1 0-1,-1 0 1,1-1-1,-1 1 1,0 0-1,1 0 1,0-1-1,-1 1 0,1 0 1,-1-1-1,1 1 1,0 0-1,0-1 1,-1 1-1,1-1 1,0 1-1,0-1 1,-1 0-1,1 1 1,1-1-1,1 1-30,0-1-1,0 0 1,-1 0-1,1 0 1,0 0-1,0 0 1,0-1-1,-1 1 1,1-1-1,4-1 1,5-3-675,-1 0 0,1-1 0,17-11 0,5-8-3702</inkml:trace>
+  <inkml:trace contextRef="#ctx0" brushRef="#br0" timeOffset="1439.04">472 585 13619,'0'0'7129,"11"1"-6987,-5-1-135,39 9 82,-43-9-88,0 1-1,-1 0 0,1-1 0,0 1 0,-1 0 0,1 0 0,-1 0 0,1 0 0,-1 0 0,0 0 0,1 1 0,-1-1 0,0 0 0,0 1 1,0-1-1,0 1 0,0-1 0,0 1 0,0-1 0,-1 1 0,1 0 0,0-1 0,-1 1 0,0 0 0,1-1 0,-1 1 0,0 3 0,0-1 3,0 1 0,-1-1 0,1 1-1,-1-1 1,0 1 0,0-1-1,-1 0 1,1 1 0,-1-1-1,0 0 1,0 0 0,-1 0 0,1-1-1,-1 1 1,0 0 0,0-1-1,0 0 1,-4 4 0,-19 23 800,25-29-551,38 1 198,-28-1-595,0-1 1,0-1-1,0 0 1,0 0 0,0 0-1,0-1 1,10-4-1,-13 4-554,0-1 0,-1-1 0,1 1 0,-1-1 0,0 0 0,0 0 0,5-5 0,11-11-5960</inkml:trace>
+  <inkml:trace contextRef="#ctx0" brushRef="#br0" timeOffset="1758.63">747 569 12827,'0'0'7280,"11"-2"-7244,5-1-30,38-3-51,-53 7 68,-1 0-1,1-1 1,-1 1-1,1 0 1,0 0-1,-1 0 1,0 0-1,1 0 0,-1 0 1,1 0-1,-1 0 1,0 0-1,0 0 1,0 1-1,0-1 1,0 0-1,0 0 1,0 0-1,0 0 0,0 0 1,0 0-1,-1 2 1,1-2 96,-12 169 2866,12-86-2990,0-84-22,0 1 0,0 0 0,-1-1 0,1 1 0,0-1 0,0 1 0,-1-1 0,1 1 0,0-1 1,-1 1-1,1-1 0,-1 1 0,1-1 0,0 1 0,-1-1 0,1 0 0,-1 1 0,1-1 0,-1 0 0,0 1 0,1-1 0,-1 0 1,1 0-1,-1 1 0,1-1 0,-1 0 0,0 0 0,1 0 0,-1 0 0,0 0 0,1 0 0,-2 0 0,-28 0-1333,19 0 195,-15 0-2281</inkml:trace>
+  <inkml:trace contextRef="#ctx0" brushRef="#br0" timeOffset="2192.84">291 1102 12371,'0'0'7932,"-4"-5"-7433,2 3-475,1 0 1,-1 0 0,0 0-1,0 0 1,0 1 0,0-1-1,0 1 1,0-1 0,0 1 0,0 0-1,-1 0 1,1 0 0,0 0-1,-1 0 1,-3-1 0,-49-1-1,54 3-24,0 0 12,0 0 1,0 0 0,0 0 0,1 0 0,-1 0 0,0 0 0,0 0 0,0 0 0,0 0 0,0 0 0,1 0 0,-1 1 0,0-1 0,0 0 0,0 1 0,1-1 0,-1 1 0,0-1 0,1 1 0,-1-1 0,0 1 0,1-1 0,-1 1 0,0-1 0,1 1 0,-1 0-1,1 0 1,-1 1 0,2 28 632,17 27-114,-14-49-451,0 1 0,-1-1 0,0 1 0,-1 0 1,0 0-1,1 12 0,-4 35 781,0-37-369,1 0 0,3 28-1,-3-46-503,0-1 0,1 1-1,-1 0 1,1 0-1,-1-1 1,0 1-1,1 0 1,-1-1-1,1 1 1,0 0-1,-1-1 1,1 1-1,-1-1 1,1 1-1,0-1 1,-1 0 0,1 1-1,0-1 1,0 1-1,-1-1 1,1 0-1,0 0 1,0 1-1,0-1 1,-1 0-1,1 0 1,0 0-1,0 0 1,0 0-1,0 0 1,-1 0-1,1 0 1,0-1 0,0 1-1,1 0 1,33-13-1157,-8-6-2365,34-31 0,-26 16-3880</inkml:trace>
+  <inkml:trace contextRef="#ctx0" brushRef="#br0" timeOffset="2579.95">512 1151 13067,'0'0'7363,"12"-2"-7262,38-6-40,-49 7-58,-1 1-1,1 0 1,0 0-1,-1 0 0,1 0 1,-1 0-1,1 0 0,0 0 1,-1 0-1,1 0 1,-1 0-1,1 0 0,-1 1 1,1-1-1,0 0 0,-1 0 1,1 0-1,-1 1 1,1-1-1,-1 0 0,1 1 1,-1-1-1,1 0 0,-1 1 1,1-1-1,-1 1 1,0-1-1,1 1 0,-1-1 1,0 1-1,1-1 1,-1 1-1,0-1 0,0 1 1,1-1-1,-1 1 0,0 0 1,0-1-1,0 1 1,0-1-1,0 1 0,0 0 1,0-1-1,0 1 0,0-1 1,0 1-1,0 0 1,0-1-1,0 1 0,-1-1 1,1 1-1,0-1 0,0 1 1,-1-1-1,1 1 1,0-1-1,-1 1 0,1-1 1,-1 1-1,-15 18 159,-18 21 358,33-39-515,1 0 1,-1-1-1,1 1 1,-1 0-1,1 0 1,-1 0-1,1-1 1,0 1-1,-1 0 0,1 0 1,0 0-1,0 0 1,0 0-1,0 0 1,0 0-1,0-1 1,0 1-1,0 0 1,0 0-1,0 0 1,0 0-1,0 0 1,1 0-1,-1 0 0,0 0 1,1-1-1,-1 1 1,1 0-1,-1 0 1,1 0-1,-1-1 1,1 1-1,-1 0 1,1-1-1,0 1 1,-1 0-1,1-1 0,0 1 1,0-1-1,-1 1 1,1-1-1,0 0 1,1 1-1,19 7 26,-13-5-84,0 0-1,0 0 1,-1 1 0,1 0 0,6 5-1,-12-8 82,-1 0-1,1 0 1,-1 0-1,0 1 1,1-1 0,-1 0-1,0 1 1,0-1-1,0 1 1,0 0-1,-1-1 1,1 1-1,0-1 1,-1 1-1,1 0 1,-1 0-1,1-1 1,-1 1-1,0 0 1,0 0 0,1 0-1,-1-1 1,-1 1-1,1 0 1,0 0-1,0 0 1,-1-1-1,1 1 1,-2 2-1,0-1 47,0 0 0,-1 0 0,1-1 0,-1 1 0,0 0 0,0-1 0,0 0 1,0 0-1,-1 0 0,1 0 0,0 0 0,-1-1 0,1 0 0,-1 1 0,-7 0 0,-25 1-1417,35-3 1146,1-1-1,-1 1 0,0 0 0,0 0 0,0-1 1,0 1-1,0 0 0,0-1 0,0 1 0,1-1 1,-1 1-1,0-1 0,0 1 0,1-1 0,-1 0 1,0 1-1,1-1 0,-1 0 0,0 0 0,1 0 1,-1 1-1,1-1 0,0 0 0,-1 0 0,1 0 1,-1-1-1,0-17-8408</inkml:trace>
+  <inkml:trace contextRef="#ctx0" brushRef="#br0" timeOffset="2901.91">714 1168 12723,'0'0'8898,"18"-10"-8914,4-5-7,-12 8-9,-1 1-1,1 0 1,0 1 0,0 0 0,0 1 0,1-1 0,11-1 0,-17 5-68,-4 1 1006,-1 30-542,1-21-358,0 0-1,1 0 0,0 0 0,1 0 0,0 0 0,6 14 0,10 31 37,-19-54-43,4 16 205,-2 1 1,3 29-1,-5-43-151,0 0 0,0-1 0,0 1 0,0 0-1,0 0 1,-1 0 0,1 0 0,-1-1 0,1 1-1,-1 0 1,0 0 0,0-1 0,-1 1 0,1-1-1,0 1 1,-1-1 0,0 1 0,1-1-1,-1 0 1,0 0 0,0 0 0,0 0 0,-1 0-1,-2 2 1,1-2-211,-1 0 1,1 0-1,0-1 0,0 1 0,-1-1 0,1 0 1,-1 0-1,1-1 0,-1 1 0,0-1 0,1 0 1,-1 0-1,1-1 0,-1 1 0,1-1 0,-1 0 0,1 0 1,-1-1-1,1 1 0,-6-4 0,-12-12-4277</inkml:trace>
+</inkml:ink>
+</file>
+
+<file path=word/ink/ink8.xml><?xml version="1.0" encoding="utf-8"?>
+<inkml:ink xmlns:inkml="http://www.w3.org/2003/InkML">
+  <inkml:definitions>
+    <inkml:context xml:id="ctx0">
+      <inkml:inkSource xml:id="inkSrc0">
+        <inkml:traceFormat>
+          <inkml:channel name="X" type="integer" min="-2.14748E9" max="2.14748E9" units="cm"/>
+          <inkml:channel name="Y" type="integer" min="-2.14748E9" max="2.14748E9" units="cm"/>
+          <inkml:channel name="F" type="integer" max="32767" units="dev"/>
+        </inkml:traceFormat>
+        <inkml:channelProperties>
+          <inkml:channelProperty channel="X" name="resolution" value="1000" units="1/cm"/>
+          <inkml:channelProperty channel="Y" name="resolution" value="1000" units="1/cm"/>
+          <inkml:channelProperty channel="F" name="resolution" value="0" units="1/dev"/>
+        </inkml:channelProperties>
+      </inkml:inkSource>
+      <inkml:timestamp xml:id="ts0" timeString="2026-08-29T04:09:47.578"/>
+    </inkml:context>
+    <inkml:brush xml:id="br0">
+      <inkml:brushProperty name="width" value="0.035" units="cm"/>
+      <inkml:brushProperty name="height" value="0.035" units="cm"/>
+    </inkml:brush>
+  </inkml:definitions>
+  <inkml:trace contextRef="#ctx0" brushRef="#br0">284 5 13875,'0'0'6973,"2"17"-6063,35 250 393,-36-267-1311,-1 1 1,0 0-1,1 0 0,-1-1 1,0 1-1,0 0 0,1 0 1,-1 0-1,0 0 0,0-1 1,0 1-1,0 0 0,0 0 0,0 0 1,-1 0-1,1 0 0,0-1 1,0 1-1,-1 0 0,1 0 1,0 0-1,-1-1 0,1 1 1,-1 0-1,1-1 0,-1 1 1,1 0-1,-1-1 0,1 1 1,-1 0-1,0-1 0,1 1 1,-1-1-1,0 1 0,1-1 1,-1 0-1,0 1 0,0-1 1,0 0-1,1 1 0,-1-1 1,0 0-1,0 0 0,0 0 1,1 0-1,-1 0 0,0 0 1,0 0-1,0 0 0,0 0 1,-1 0-1,-6-3-154,-1 0 1,1 0-1,0 0 1,-12-9-1,-7-1-119,17 9 307,0 0 1,-1 1-1,0 1 1,1-1 0,-1 2-1,0-1 1,0 2-1,0-1 1,-1 2 0,-19 2-1,27-2 18,0 0-1,-1 0 0,1 1 1,0-1-1,0 1 0,1 0 1,-1 0-1,0 1 0,1-1 1,-1 1-1,1 0 1,0 0-1,-1 0 0,2 0 1,-1 0-1,0 1 0,1-1 1,-1 1-1,1 0 1,0-1-1,0 1 0,0 0 1,1 0-1,0 1 0,-1-1 1,2 0-1,-1 0 1,0 1-1,1 7 0,-1-9-21,1 1-1,0-1 0,0 0 0,0 0 1,1 1-1,-1-1 0,1 0 0,0 0 1,-1 0-1,1 0 0,1 0 1,-1 0-1,0 0 0,1 0 0,0 0 1,-1 0-1,1-1 0,0 1 0,1-1 1,2 3-1,0-1 12,0 0 0,0-1 0,1 0 0,-1 0 0,1 0 0,0-1 0,0 0 0,0 0 0,0-1 0,7 2 0,15 0 76,0-1 0,1-1 1,47-5-1,-70 4-99,6-1-2,0 0 1,0-1 0,0-1 0,0 0-1,0 0 1,0-1 0,-1 0 0,14-8 0,-19 8-286,0 1 1,-1-2-1,1 1 0,-1-1 1,0 1-1,7-9 1,-8 7-663,0 0 0,0 0 0,0-1 1,0 1-1,-1-1 0,3-11 0,2-12-9278</inkml:trace>
+  <inkml:trace contextRef="#ctx0" brushRef="#br0" timeOffset="417.54">621 0 14699,'0'0'6832,"-11"23"-6012,-34 77 162,39-85-757,2 0 1,0 1-1,0-1 0,2 1 1,0 0-1,0 0 0,2 0 1,0 0-1,2 16 0,0 17-17,-2-39-197,0 0 0,1 0 1,0 0-1,1 0 1,0 0-1,0-1 1,1 1-1,0-1 1,6 12-1,-9-21-6,0 1-1,0-1 1,1 0-1,-1 0 1,0 1-1,0-1 1,0 0-1,0 0 1,0 0 0,0 0-1,1 1 1,-1-1-1,0 0 1,0 0-1,0 0 1,1 0-1,-1 0 1,0 1-1,0-1 1,0 0-1,1 0 1,-1 0 0,0 0-1,0 0 1,0 0-1,1 0 1,-1 0-1,0 0 1,0 0-1,1 0 1,-1 0-1,0 0 1,0 0-1,1 0 1,-1 0-1,0 0 1,0 0 0,1 0-1,-1 0 1,0 0-1,0-1 1,0 1-1,1 0 1,-1 0-1,0 0 1,0 0-1,0 0 1,0-1-1,1 1 1,-1 0-1,0 0 1,0 0 0,0 0-1,0-1 1,0 1-1,0 0 1,1 0-1,-1-1 1,0 1-1,0 0 1,0 0-1,0-1 1,8-19 134,-7 16-124,15-43 16,20-46-5,-33 86-24,1 1 0,0-1 0,0 1 0,1 0 0,-1 0-1,1 0 1,0 1 0,1 0 0,-1 0 0,11-7 0,-14 10-5,0 1 1,1-1 0,-1 1 0,0 0-1,1 0 1,-1 0 0,1 0-1,-1 0 1,1 0 0,-1 1 0,1-1-1,0 1 1,-1 0 0,1 0-1,0 0 1,-1 0 0,1 0 0,0 0-1,-1 1 1,1-1 0,-1 1-1,1 0 1,-1 0 0,5 2 0,-3 0-6,-1-1 1,0 1 0,0 1-1,0-1 1,0 0 0,0 1 0,0-1-1,-1 1 1,0 0 0,0 0-1,0 0 1,0 0 0,1 8 0,0-3-3,0-1 1,-1 1-1,-1 1 1,1-1 0,-2 0-1,1 0 1,-1 0-1,0 0 1,-1 1 0,0-1-1,-1 0 1,0 0-1,0 0 1,-4 9 0,0-10-177,1 0 0,-1-1 0,0 0 0,-1-1 0,0 1 0,0-1 0,0 0 0,-1-1 0,0 0 1,0 0-1,0 0 0,0-1 0,-1-1 0,-17 6 0,25-8 69,0-1 0,0 0 0,0 1 0,0-1 1,0 0-1,0 0 0,0 0 0,-1 0 0,1 0 0,0 0 0,0 0 0,0 0 0,0 0 1,0 0-1,0-1 0,0 1 0,0 0 0,0-1 0,0 1 0,0-1 0,0 1 0,0-1 1,0 0-1,0 1 0,1-1 0,-1 0 0,0 1 0,0-1 0,1 0 0,-1 0 0,0 0 1,1 0-1,-1 0 0,1 0 0,-1 0 0,0-1 0,-3-22-4052</inkml:trace>
+  <inkml:trace contextRef="#ctx0" brushRef="#br0" timeOffset="946.51">972 217 11106,'0'0'13011,"-11"-3"-12755,-35-8-38,45 11-214,1-1 1,-1 1-1,0 0 1,1 0 0,-1 0-1,0 0 1,1 0 0,-1-1-1,0 1 1,1 0-1,-1 0 1,1 1 0,-1-1-1,0 0 1,1 0 0,-1 0-1,0 0 1,1 0-1,-1 1 1,1-1 0,-1 0-1,0 1 1,1-1 0,-1 0-1,1 1 1,-1-1 0,1 1-1,-1-1 1,1 1-1,0-1 1,-1 1 0,1-1-1,-1 1 1,1-1 0,0 1-1,-1-1 1,1 1-1,0 0 1,0-1 0,0 1-1,0 0 1,-1-1 0,1 1-1,0 1 1,0 0-5,0 0 1,0 0-1,1 0 0,-1 0 1,0 0-1,1 0 1,-1 0-1,1-1 0,0 1 1,-1 0-1,1 0 1,1 2-1,6 3 9,0 1 0,0-1 0,1 0 0,-1-1 0,1 0 0,18 9 0,-19-12-9,0 1 0,-1 0 0,1 1 0,-1 0 0,0 0 1,0 0-1,-1 1 0,1 0 0,-1 0 0,0 1 0,-1 0 0,0 0 0,5 9 0,-9-15-10,0 0-1,0 1 1,-1-1 0,1 0-1,-1 1 1,1-1 0,-1 0-1,0 1 1,0-1 0,1 1-1,-1-1 1,0 1 0,0-1-1,0 0 1,-1 1 0,1-1 0,0 1-1,0-1 1,-1 0 0,1 1-1,-1-1 1,1 1 0,-1-1-1,0 0 1,1 0 0,-1 0-1,0 1 1,0-1 0,0 0-1,0 0 1,0 0 0,0 0-1,0 0 1,0 0 0,-1-1-1,1 1 1,0 0 0,0-1-1,-3 2 1,-4 0-177,0 0 0,0-1 0,1 0 0,-1 0 0,-15-1 0,17 0 71,5 0 79,0 0 1,0 0-1,0 0 0,1 0 0,-1 0 1,0 0-1,0 0 0,0-1 1,0 1-1,0 0 0,0-1 1,0 1-1,0 0 0,0-1 0,1 1 1,-1-1-1,0 1 0,0-1 1,1 1-1,-1-1 0,0 0 1,1 0-1,-1 1 0,0-1 0,1 0 1,-1 0-1,1 1 0,-1-1 1,1 0-1,0 0 0,-1 0 0,1 0 1,0 0-1,0 0 0,0 0 1,-1-1-1,1 0-11,1 0-1,-1 1 1,0-1-1,0 0 1,1 1-1,-1-1 1,1 0 0,0 1-1,-1-1 1,1 1-1,0-1 1,0 1 0,0-1-1,0 1 1,0 0-1,0 0 1,0-1-1,1 1 1,-1 0 0,0 0-1,2-1 1,15-7-19,0 1 0,0 1 1,1 0-1,0 1 0,22-3 1,-27 7 70,0-1 1,0 0 0,0-1-1,0-1 1,-1 0 0,0-1-1,0 0 1,0-1 0,-1-1-1,0 0 1,12-11 0,-23 19 14,0-1 0,0 1 0,0-1 0,0 1 1,0-1-1,-1 0 0,1 0 0,0 1 0,-1-1 1,1 0-1,0 0 0,-1 0 0,1 0 0,-1 0 0,1 0 1,-1 0-1,0 0 0,1 0 0,-1 0 0,0 0 1,0 0-1,0 0 0,0 0 0,0 0 0,0 0 0,0 0 1,0 0-1,0 0 0,0 0 0,-1 0 0,1 0 1,0 0-1,-1 0 0,1 0 0,0 0 0,-1 0 0,1 0 1,-1 0-1,0 1 0,1-1 0,-1 0 0,0 0 1,1 1-1,-1-1 0,0 0 0,0 1 0,0-1 0,0 1 1,0-1-1,0 1 0,1-1 0,-1 1 0,0-1 1,0 1-1,-2 0 0,-2-2 55,1 1 0,-1 0-1,0 0 1,1 1 0,-1-1 0,0 1 0,1 0 0,-1 0 0,0 1-1,1-1 1,-9 3 0,10-1-40,-1 0 0,1 0-1,0 0 1,1 0 0,-1 0-1,0 1 1,1 0 0,-1-1-1,1 1 1,0 0 0,0 0-1,0 0 1,0 0 0,0 1-1,1-1 1,-1 0 0,1 1 0,0-1-1,0 1 1,0-1 0,1 1-1,-1-1 1,1 1 0,0 6-1,0-4-20,0 1 0,0-1 0,1 1 0,-1-1 0,1 1 0,1-1 0,-1 0 0,1 1-1,1-1 1,-1 0 0,1 0 0,0-1 0,4 8 0,-1-7-67,0 0 0,0 0-1,0 0 1,1-1 0,0 0 0,0 0 0,0-1 0,1 0-1,-1 0 1,16 5 0,-20-8-199,1 1 0,0-1 1,0 0-1,0-1 0,0 1 0,0-1 0,0 1 0,-1-1 0,1 0 0,0-1 1,0 1-1,0-1 0,0 0 0,0 0 0,0 0 0,-1 0 0,1 0 1,0-1-1,-1 0 0,1 0 0,-1 0 0,0 0 0,1 0 0,4-6 1,12-18-6374</inkml:trace>
+  <inkml:trace contextRef="#ctx0" brushRef="#br0" timeOffset="1210.15">1456 203 11514,'0'0'9575,"11"23"-8850,72 167 243,-78-179-832,0 0 0,-1 0-1,4 22 1,-8-48-16,0-8 43,0 0 0,7-39 0,-5 53-167,1 0-1,-1 1 1,1-1 0,1 1 0,0 0 0,0 0 0,0 0-1,1 0 1,0 1 0,10-10 0,-5 6-553,1 1 0,0 1 1,0 0-1,1 1 0,18-10 0,-13 7-1057,9-6-3428</inkml:trace>
+  <inkml:trace contextRef="#ctx0" brushRef="#br0" timeOffset="1456.16">1714 141 16067,'0'0'6378,"90"109"-6082,-66-74-232,0 1-64,-5-6-72,2 0-968,-4-15 15,14-15-247,-5 0-1024,-3-2-3322</inkml:trace>
+  <inkml:trace contextRef="#ctx0" brushRef="#br0" timeOffset="1632.51">2054 171 13931,'0'0'9530,"-95"111"-9002,87-72-216,8 4-232,0-5-80,8 1-120,18-7-1136,0-11-1793,-5-10-3704</inkml:trace>
+  <inkml:trace contextRef="#ctx0" brushRef="#br0" timeOffset="1948.9">2105 503 15131,'0'0'5088,"17"-2"-5039,-4 2-166,-1-2-1,1 1 1,-1-1 0,0-1-1,0-1 1,0 1-1,0-2 1,0 0-1,-1 0 1,0-1-1,0 0 1,0-1 0,-1 0-1,16-15 1,-21 16 66,0-1 0,0 0 0,-1 0 0,0 0 0,0 0 0,-1 0 0,0-1 0,0 0 0,-1 1 0,0-1 0,-1 0 0,2-11 0,-2 7 580,-1 0 0,0 0 0,0 1 0,-4-18-1,4 27-396,0 1-1,-1 0 0,1-1 0,0 1 1,-1 0-1,0-1 0,1 1 0,-1 0 1,0 0-1,0 0 0,1 0 0,-1-1 1,0 1-1,0 0 0,0 1 0,0-1 1,0 0-1,-2-1 0,3 2-104,-1 0-1,0 0 1,1 0-1,-1 0 1,1 0-1,-1 0 1,1 0 0,-1 0-1,1 0 1,-1 0-1,1 0 1,-1 0-1,0 0 1,1 0 0,-1 0-1,1 1 1,-1-1-1,1 0 1,-1 0-1,1 1 1,-1-1-1,1 0 1,0 1 0,-1-1-1,1 1 1,-1-1-1,1 0 1,0 1-1,-1-1 1,1 1 0,0-1-1,0 1 1,-1-1-1,1 1 1,0-1-1,0 1 1,0-1 0,0 1-1,-1-1 1,1 1-1,0-1 1,0 1-1,0 0 1,0-1-1,0 1 1,0-1 0,1 2-1,-4 19 118,1 0 1,1 0-1,2 28 0,-1-42-263,0 0-1,1 1 1,0-2 0,1 1-1,0 0 1,0 0-1,0 0 1,1-1-1,0 1 1,0-1 0,0 0-1,1 0 1,8 10-1,-11-15-105,0 0-1,1 0 1,-1-1-1,0 1 1,1 0-1,-1-1 1,1 1-1,-1-1 1,1 1-1,0-1 0,-1 0 1,1 0-1,-1 0 1,1 0-1,-1 0 1,1 0-1,0 0 1,-1 0-1,1 0 1,-1-1-1,1 1 1,-1-1-1,1 1 1,-1-1-1,1 0 1,-1 1-1,1-1 0,-1 0 1,0 0-1,0 0 1,1 0-1,-1 0 1,0 0-1,0-1 1,0 1-1,0 0 1,0 0-1,0-1 1,-1 1-1,1-1 1,0 1-1,-1-1 0,1 1 1,0-3-1,7-21-4089</inkml:trace>
+  <inkml:trace contextRef="#ctx0" brushRef="#br0" timeOffset="2208.08">2448 332 6033,'0'0'13182,"17"8"-12185,51 29-170,-62-31-734,1-1-1,-1 2 1,-1-1-1,1 0 1,-1 1-1,0 0 1,-1 0-1,1 1 1,-1-1-1,-1 1 1,0 0-1,0 0 1,0 0-1,-1 0 1,0 1-1,1 12 0,-4-29-15,1 1 0,0-1 0,0 1 0,1 0 0,0-1 0,0 1-1,1 0 1,-1-1 0,2 1 0,-1 0 0,1 1 0,0-1-1,0 0 1,1 1 0,0-1 0,0 1 0,1 0 0,0 1-1,8-9 1,-2 3-734,0 1 1,1 0-1,21-14 0,-20 16-827,1 1-1,-1 0 1,20-7-1,6 2-4632</inkml:trace>
+  <inkml:trace contextRef="#ctx0" brushRef="#br0" timeOffset="2445.73">3008 244 17036,'0'0'5098,"-23"-1"-3780,-13-1-820,6 0 407,-60 3 0,88-1-855,0 0 0,0 0 0,0 0 0,0 0 0,0 0 0,1 1 0,-1-1 0,0 1 0,0-1 0,0 1 0,0 0 0,0-1 0,0 1 0,1 0 0,-1 0 0,0 0 0,1 1 0,-1-1 0,1 0 0,-1 1 0,1-1 0,0 1 0,0-1 0,-1 1 0,1-1 0,0 1 0,0 0 0,1 0 0,-1-1 0,-1 4 0,2-2-69,0-1-1,0 1 1,1 0-1,-1 0 1,0-1-1,1 1 1,0-1 0,0 1-1,0-1 1,0 1-1,0-1 1,0 1-1,1-1 1,-1 0-1,1 1 1,-1-1-1,1 0 1,0 0-1,0-1 1,0 1-1,3 2 1,20 16-632,-11-9 132,-1-1 0,0 2 1,15 17-1,-24-25 458,-1 1 0,0 0-1,0 0 1,0 0 0,-1 0 0,0 0-1,0 0 1,0 1 0,0-1-1,-1 1 1,0-1 0,0 1 0,0 0-1,-1 5 1,-1-8 64,1 0 0,-1-1 0,0 1-1,0 0 1,0-1 0,0 1 0,-1-1 0,1 0 0,-1 1 0,1-1-1,-1 0 1,0 0 0,0 0 0,-4 3 0,5-3-34,0-1 0,-1 0 1,1 1-1,0-1 0,-1 0 1,0 0-1,1 0 0,-1 0 1,0 0-1,1-1 0,-1 1 1,0-1-1,0 1 0,1-1 1,-1 1-1,0-1 0,0 0 1,0 0-1,0 0 0,0 0 1,0 0-1,-3-1 0,-2-8-2153,6-8-2179</inkml:trace>
+  <inkml:trace contextRef="#ctx0" brushRef="#br0" timeOffset="2942.65">3292 91 4193,'0'0'14936,"10"-1"-13695,-2 1-1400,20-3 3438,-48 3-2745,-84 0-254,105 42-123,4-4 291,-1 0 0,-3 1 1,0-1-1,-3 1 0,-8 51 0,2-45-314,2 0-1,1 84 1,6-128-231,1 0 0,-1-1 0,0 1 0,1-1 0,-1 1 0,1-1 0,-1 0 0,1 0 0,-1 1 0,1-1 0,-1 0 0,1 0 0,-1-1 0,1 1 1,-1 0-1,1 0 0,-1-1 0,0 1 0,1-1 0,-1 1 0,1-1 0,-1 1 0,0-1 0,3-1 0,43-37-2806,-14 6-2955,3-11-8620</inkml:trace>
+  <inkml:trace contextRef="#ctx0" brushRef="#br0" timeOffset="3237.54">3437 292 17732,'0'0'9242,"-18"20"-8985,-54 62-110,72-81-147,-1 0 1,0 0-1,0 0 1,0 0-1,1 0 1,-1 0 0,1 0-1,-1 0 1,1 1-1,-1-1 1,1 0-1,0 0 1,-1 1-1,1-1 1,0 0-1,0 0 1,0 1-1,0-1 1,0 0-1,0 1 1,1-1-1,-1 0 1,0 0 0,1 1-1,-1-1 1,0 0-1,1 0 1,0 0-1,1 3 1,24 13-91,-20-15 46,3 2-136,1 0-1,0-1 0,0 0 0,0-1 0,0 0 0,1 0 0,-1-1 0,0 0 1,1-1-1,19-2 0,-29 1 166,1 1 0,0-1 0,0 0 0,-1 1 0,1-1 0,0 0 1,-1 0-1,1 0 0,-1 0 0,1-1 0,-1 1 0,0 0 0,1 0 0,-1-1 1,0 1-1,0-1 0,0 1 0,0-1 0,0 0 0,0 1 0,-1-1 0,1 0 1,0 0-1,-1 1 0,1-1 0,-1 0 0,0 0 0,0 0 0,0 1 0,0-1 1,0 0-1,0 0 0,0 0 0,0 0 0,-2-2 0,2-3 13,-1 1-1,-1-1 0,1 1 1,-1 0-1,0-1 1,0 1-1,-1 0 0,0 1 1,-4-7-1,7 11-3,-6-6-161,1 1-1,0-1 1,1 0 0,0-1-1,-6-12 1,10 18-149,-1-1 0,1 1 0,-1-1 0,1 1 0,0-1 0,0 1 0,0-1 0,0 1 0,0-1 0,1 1 0,-1-1 0,1 1 0,-1 0 0,1-1 0,0 1 0,0 0 0,0-1 0,0 1 0,1 0 0,-1 0 0,1 0 0,-1 0 0,3-2 0,18-18-9318</inkml:trace>
+  <inkml:trace contextRef="#ctx0" brushRef="#br0" timeOffset="3495.32">3680 155 17052,'0'0'7149,"13"-1"-6923,108-4-836,-119 5 593,-1 0 0,1 0-1,-1 0 1,1 1 0,-1-1 0,1 0-1,-1 1 1,1 0 0,-1-1 0,1 1-1,-1 0 1,0-1 0,1 1 0,-1 0-1,0 0 1,0 0 0,0 0 0,0 0-1,0 1 1,0-1 0,0 0 0,0 0-1,0 1 1,0-1 0,-1 0 0,1 1 0,0-1-1,-1 1 1,1-1 0,-1 1 0,0-1-1,1 3 1,0 6 73,0 1-1,0-1 1,-2 21-1,0-12 211,-2 37 947,-15 85 1,3-33-757,14-98-431,-1-1-1,1 1 0,-1 0 1,-1 0-1,-4 10 0,6-17-48,-1 0 0,1 0 0,-1 0 0,0-1 0,0 1 0,0-1 0,0 1-1,0-1 1,0 0 0,0 0 0,-1 0 0,0 0 0,1 0 0,-1 0 0,0-1 0,0 1 0,1-1 0,-1 0 0,0 0-1,0 0 1,-4 1 0,-26 1-2571,-58 0 1,84-3 1984,-64 0-6784</inkml:trace>
+</inkml:ink>
+</file>
+
+<file path=word/ink/ink9.xml><?xml version="1.0" encoding="utf-8"?>
+<inkml:ink xmlns:inkml="http://www.w3.org/2003/InkML">
+  <inkml:definitions>
+    <inkml:context xml:id="ctx0">
+      <inkml:inkSource xml:id="inkSrc0">
+        <inkml:traceFormat>
+          <inkml:channel name="X" type="integer" min="-2.14748E9" max="2.14748E9" units="cm"/>
+          <inkml:channel name="Y" type="integer" min="-2.14748E9" max="2.14748E9" units="cm"/>
+          <inkml:channel name="F" type="integer" max="32767" units="dev"/>
+        </inkml:traceFormat>
+        <inkml:channelProperties>
+          <inkml:channelProperty channel="X" name="resolution" value="1000" units="1/cm"/>
+          <inkml:channelProperty channel="Y" name="resolution" value="1000" units="1/cm"/>
+          <inkml:channelProperty channel="F" name="resolution" value="0" units="1/dev"/>
+        </inkml:channelProperties>
+      </inkml:inkSource>
+      <inkml:timestamp xml:id="ts0" timeString="2026-08-29T04:09:12.214"/>
+    </inkml:context>
+    <inkml:brush xml:id="br0">
+      <inkml:brushProperty name="width" value="0.05" units="cm"/>
+      <inkml:brushProperty name="height" value="0.05" units="cm"/>
+    </inkml:brush>
+  </inkml:definitions>
+  <inkml:trace contextRef="#ctx0" brushRef="#br0">1704 1103 9458,'0'0'3421,"-7"6"1468,7-6-4821,156 0 359,769-26-111,-822 16 817,-103 9-843,-4-8-3535,2 8 1913,-9-3-6435</inkml:trace>
+  <inkml:trace contextRef="#ctx0" brushRef="#br0" timeOffset="609.81">1652 1500 9802,'0'0'7767,"-17"9"-5924,674-43-1348,-562 25-495,246-14 335,-340 23 640,-1-1-1026,0 1 1,0 0 0,0-1 0,0 1 0,0 0 0,0-1 0,0 1 0,0 0 0,0-1 0,-1 1 0,1 0 0,0-1 0,0 1-1,0 0 1,-1-1 0,1 1 0,0 0 0,0 0 0,-1-1 0,1 1 0,0 0 0,-1 0 0,1 0 0,0-1 0,-1 1 0,1 0-1,0 0 1,-1 0 0,1 0 0,0 0 0,-1 0 0,1 0 0,0 0 0,-1 0 0,1 0 0,0 0 0,-1 0 0,1 0 0,0 0-1,-1 0 1,-8-1-3806,0-3-3721</inkml:trace>
+  <inkml:trace contextRef="#ctx0" brushRef="#br0" timeOffset="1103.04">1663 1951 12427,'0'0'7645,"-6"0"-6206,-13 3-837,21-2-73,38-1 98,-8 0-684,358-19 72,-168 4-21,316-10 278,-441 18 247,-129 0-2040,10-1-2381,17 6 1870,-14-9-9596</inkml:trace>
+  <inkml:trace contextRef="#ctx0" brushRef="#br0" timeOffset="3081.14">1 364 6921,'0'0'4870,"11"1"-1727,45 2-1727,-23-3-1064,-1 0-1,1-3 0,61-12 1,440-94 1038,-91 21-1068,-245 52 374,-198 36-721,0 0-1,1 0 1,-1 0-1,0 0 1,1 0-1,-1-1 1,1 1-1,-1 0 1,0 0-1,0 0 1,1-1 0,-1 1-1,0 0 1,1 0-1,-1-1 1,0 1-1,0 0 1,1-1-1,-1 1 1,0 0-1,0-1 1,0 1-1,0 0 1,1-1-1,-1 1 1,0-1-1,0 1 1,0 0-1,0-1 1,0 1-1,0-1 1,0 1-1,0 0 1,0-1-1,0 1 1,0 0-1,0-1 1,-1 1-1,1-1 1,0 1-1,0 0 1,0-1 0,0 1-1,-1 0 1,1-1-1,0 1 1,0 0-1,0 0 1,-1-1-1,1 1 1,0 0-1,-1-1 1,1 1-1,0 0 1,-1 0-1,1 0 1,-1-1-1,-23-20-5264,20 17 3336,-15-9-4535</inkml:trace>
+  <inkml:trace contextRef="#ctx0" brushRef="#br0" timeOffset="3331.46">1247 0 8882,'0'0'7546,"6"1"-7284,8 1-100,0 0-1,-1 2 1,1 0-1,-1 0 1,0 1-1,22 12 1,-30-15-122,-1 1 0,1-1 0,0 1-1,-1 1 1,0-1 0,0 0 0,0 1 0,0 0 0,-1 0 0,1 0 0,-1 1 0,0-1 0,0 1-1,-1-1 1,1 1 0,-1 0 0,0 0 0,-1 0 0,1 0 0,-1 1 0,1 7 0,-1-7-16,-1-1-1,-1 1 1,1 0 0,-1 0 0,0-1 0,0 1 0,0 0 0,-1-1-1,0 1 1,0-1 0,-1 0 0,1 0 0,-1 0 0,0 0 0,-7 8 0,-2-1-495,0 0 0,-1-1 1,0-1-1,-16 10 1,22-15-37,-23 14-4440</inkml:trace>
+  <inkml:trace contextRef="#ctx0" brushRef="#br0" timeOffset="4701.13">3439 522 6329,'0'0'9897,"-12"0"-7535,185-17-944,-172 17-1416,0 0 0,0 0 1,1 0-1,-1 1 1,0-1-1,0 0 1,0 1-1,0-1 1,0 1-1,0-1 0,-1 1 1,1 0-1,0-1 1,0 1-1,0 0 1,0-1-1,-1 1 1,1 0-1,0 0 0,-1 0 1,1 0-1,-1 0 1,1 0-1,-1 0 1,1 0-1,-1 0 1,1 0-1,-1 0 0,0 0 1,0 0-1,0 0 1,1 1-1,0 43 280,-1-32-124,-3 11 29,0 0 1,-2 0 0,-1 0 0,-1-1-1,0 0 1,-2 0 0,-1 0-1,-12 20 1,-24 61 237,39-87-343,1 0 0,1 1 0,1-1 1,0 1-1,1 0 0,1 1 0,1-1 1,1 0-1,2 29 0,-1-43-77,1 0 0,0 0 0,0-1 0,0 1 0,0 0-1,0-1 1,1 1 0,0-1 0,-1 0 0,1 0 0,0 0 0,1 0-1,-1-1 1,0 1 0,1-1 0,0 0 0,-1 0 0,1 0 0,0 0-1,0-1 1,0 0 0,0 1 0,0-1 0,0-1 0,1 1 0,-1-1-1,0 1 1,0-1 0,0-1 0,7 0 0,-7 1-9,0 0 0,0 0 0,0 0-1,0-1 1,0 0 0,0 1 0,-1-2 0,1 1 0,0 0 0,-1-1 0,1 1 0,-1-1-1,1 0 1,-1 0 0,0-1 0,0 1 0,0-1 0,0 1 0,0-1 0,-1 0-1,1 0 1,-1 0 0,0 0 0,0-1 0,0 1 0,0-1 0,0 1 0,-1-1 0,0 0-1,0 1 1,0-1 0,0 0 0,0-7 0,0 9 74,-1-1-1,-1 0 1,1 0-1,0 1 1,-1-1-1,1 0 1,-1 1-1,0-1 1,0 1-1,0-1 1,0 1-1,-1-1 1,1 1-1,-3-4 1,4 6-40,-1-1 1,1 1-1,0 0 1,-1-1-1,1 1 1,-1 0-1,1 0 1,-1-1-1,1 1 1,-1 0-1,1 0 1,0 0 0,-1 0-1,1 0 1,-1-1-1,1 1 1,-1 0-1,1 0 1,-1 0-1,1 0 1,-1 0-1,1 0 1,-1 1-1,1-1 1,-1 0 0,1 0-1,-1 0 1,0 1-1,-14 19 29,6 0 44,2 1 0,0 1 0,1-1 0,2 1 0,-5 44 0,7 117 47,3-105-35,1 59-97,1-33-6,-12 113 1,7-199-9,-1 0 0,-1-1 1,0 1-1,-1-1 1,-1 1-1,-16 29 0,20-41 5,-1-1 0,-1 0 0,1 0 0,-1 0 0,1 0 0,-2 0 0,1-1-1,0 1 1,-1-1 0,0-1 0,0 1 0,0 0 0,0-1 0,0 0 0,-1-1 0,0 1-1,1-1 1,-1 0 0,0 0 0,0-1 0,0 0 0,0 0 0,-9 0 0,6 0 47,0-1 1,0-1 0,0 0 0,1 0-1,-1-1 1,0 0 0,-16-6 0,22 7-171,0-1 1,0 1 0,1-1 0,-1 0 0,1 0 0,0 0 0,-1 0 0,1-1 0,0 1 0,0-1 0,0 1 0,1-1 0,-1 0 0,0 1 0,1-1-1,0 0 1,0 0 0,0 0 0,0 0 0,0 0 0,1 0 0,-1-1 0,1 1 0,0 0 0,0-6 0,2-17-5939,5 2-8119</inkml:trace>
+</inkml:ink>
+</file>
+
 <file path=word/theme/theme1.xml><?xml version="1.0" encoding="utf-8"?>
 <a:theme xmlns:a="http://schemas.openxmlformats.org/drawingml/2006/main" name="Office Theme">
   <a:themeElements>
@@ -5768,6 +6262,19 @@
 </file>
 
 <file path=customXml/item1.xml><?xml version="1.0" encoding="utf-8"?>
+<p:properties xmlns:p="http://schemas.microsoft.com/office/2006/metadata/properties" xmlns:xsi="http://www.w3.org/2001/XMLSchema-instance" xmlns:pc="http://schemas.microsoft.com/office/infopath/2007/PartnerControls">
+  <documentManagement>
+    <_Flow_SignoffStatus xmlns="461d6144-fa1a-4092-829f-c84f3e3efa94" xsi:nil="true"/>
+    <lcf76f155ced4ddcb4097134ff3c332f xmlns="461d6144-fa1a-4092-829f-c84f3e3efa94">
+      <Terms xmlns="http://schemas.microsoft.com/office/infopath/2007/PartnerControls"/>
+    </lcf76f155ced4ddcb4097134ff3c332f>
+    <RelatedId xmlns="461d6144-fa1a-4092-829f-c84f3e3efa94" xsi:nil="true"/>
+    <TaxCatchAll xmlns="236ee7c7-7e1f-44c3-af88-3b258280f106" xsi:nil="true"/>
+  </documentManagement>
+</p:properties>
+</file>
+
+<file path=customXml/item2.xml><?xml version="1.0" encoding="utf-8"?>
 <ct:contentTypeSchema xmlns:ct="http://schemas.microsoft.com/office/2006/metadata/contentType" xmlns:ma="http://schemas.microsoft.com/office/2006/metadata/properties/metaAttributes" ct:_="" ma:_="" ma:contentTypeName="Document" ma:contentTypeID="0x010100E37ED77BF1302443902AB0076FD5905A" ma:contentTypeVersion="20" ma:contentTypeDescription="Create a new document." ma:contentTypeScope="" ma:versionID="699c7d28d44cfd5f8e473877d2819393">
   <xsd:schema xmlns:xsd="http://www.w3.org/2001/XMLSchema" xmlns:xs="http://www.w3.org/2001/XMLSchema" xmlns:p="http://schemas.microsoft.com/office/2006/metadata/properties" xmlns:ns2="461d6144-fa1a-4092-829f-c84f3e3efa94" xmlns:ns3="236ee7c7-7e1f-44c3-af88-3b258280f106" targetNamespace="http://schemas.microsoft.com/office/2006/metadata/properties" ma:root="true" ma:fieldsID="f2a7211883085b086ebf453557c17dce" ns2:_="" ns3:_="">
     <xsd:import namespace="461d6144-fa1a-4092-829f-c84f3e3efa94"/>
@@ -6030,19 +6537,6 @@
 </ct:contentTypeSchema>
 </file>
 
-<file path=customXml/item2.xml><?xml version="1.0" encoding="utf-8"?>
-<p:properties xmlns:p="http://schemas.microsoft.com/office/2006/metadata/properties" xmlns:xsi="http://www.w3.org/2001/XMLSchema-instance" xmlns:pc="http://schemas.microsoft.com/office/infopath/2007/PartnerControls">
-  <documentManagement>
-    <_Flow_SignoffStatus xmlns="461d6144-fa1a-4092-829f-c84f3e3efa94" xsi:nil="true"/>
-    <lcf76f155ced4ddcb4097134ff3c332f xmlns="461d6144-fa1a-4092-829f-c84f3e3efa94">
-      <Terms xmlns="http://schemas.microsoft.com/office/infopath/2007/PartnerControls"/>
-    </lcf76f155ced4ddcb4097134ff3c332f>
-    <RelatedId xmlns="461d6144-fa1a-4092-829f-c84f3e3efa94" xsi:nil="true"/>
-    <TaxCatchAll xmlns="236ee7c7-7e1f-44c3-af88-3b258280f106" xsi:nil="true"/>
-  </documentManagement>
-</p:properties>
-</file>
-
 <file path=customXml/item3.xml><?xml version="1.0" encoding="utf-8"?>
 <?mso-contentType ?>
 <FormTemplates xmlns="http://schemas.microsoft.com/sharepoint/v3/contenttype/forms">
@@ -6053,6 +6547,17 @@
 </file>
 
 <file path=customXml/itemProps1.xml><?xml version="1.0" encoding="utf-8"?>
+<ds:datastoreItem xmlns:ds="http://schemas.openxmlformats.org/officeDocument/2006/customXml" ds:itemID="{B4D579DF-55F2-47E2-8962-59BF8BA77173}">
+  <ds:schemaRefs>
+    <ds:schemaRef ds:uri="http://schemas.microsoft.com/office/2006/metadata/properties"/>
+    <ds:schemaRef ds:uri="http://schemas.microsoft.com/office/infopath/2007/PartnerControls"/>
+    <ds:schemaRef ds:uri="461d6144-fa1a-4092-829f-c84f3e3efa94"/>
+    <ds:schemaRef ds:uri="236ee7c7-7e1f-44c3-af88-3b258280f106"/>
+  </ds:schemaRefs>
+</ds:datastoreItem>
+</file>
+
+<file path=customXml/itemProps2.xml><?xml version="1.0" encoding="utf-8"?>
 <ds:datastoreItem xmlns:ds="http://schemas.openxmlformats.org/officeDocument/2006/customXml" ds:itemID="{AAAA71E0-6860-49E7-995D-EF6DD3EB0038}">
   <ds:schemaRefs>
     <ds:schemaRef ds:uri="http://schemas.microsoft.com/office/2006/metadata/contentType"/>
@@ -6071,17 +6576,6 @@
 </ds:datastoreItem>
 </file>
 
-<file path=customXml/itemProps2.xml><?xml version="1.0" encoding="utf-8"?>
-<ds:datastoreItem xmlns:ds="http://schemas.openxmlformats.org/officeDocument/2006/customXml" ds:itemID="{B4D579DF-55F2-47E2-8962-59BF8BA77173}">
-  <ds:schemaRefs>
-    <ds:schemaRef ds:uri="http://schemas.microsoft.com/office/2006/metadata/properties"/>
-    <ds:schemaRef ds:uri="http://schemas.microsoft.com/office/infopath/2007/PartnerControls"/>
-    <ds:schemaRef ds:uri="461d6144-fa1a-4092-829f-c84f3e3efa94"/>
-    <ds:schemaRef ds:uri="236ee7c7-7e1f-44c3-af88-3b258280f106"/>
-  </ds:schemaRefs>
-</ds:datastoreItem>
-</file>
-
 <file path=customXml/itemProps3.xml><?xml version="1.0" encoding="utf-8"?>
 <ds:datastoreItem xmlns:ds="http://schemas.openxmlformats.org/officeDocument/2006/customXml" ds:itemID="{78E234AB-BDFE-4027-B064-18AB822A2FF4}">
   <ds:schemaRefs>
